--- a/src/tests/DDL性能测试报告.docx
+++ b/src/tests/DDL性能测试报告.docx
@@ -15,6 +15,8 @@
           <w:lang w:val="en-US" w:eastAsia="zh-CN"/>
         </w:rPr>
       </w:pPr>
+      <w:bookmarkStart w:id="0" w:name="_GoBack"/>
+      <w:bookmarkEnd w:id="0"/>
       <w:r>
         <w:rPr>
           <w:rFonts w:hint="eastAsia" w:ascii="宋体" w:hAnsi="宋体" w:eastAsia="宋体" w:cs="宋体"/>
@@ -399,8 +401,8 @@
         </w:tblCellMar>
       </w:tblPr>
       <w:tblGrid>
-        <w:gridCol w:w="2297"/>
-        <w:gridCol w:w="6140"/>
+        <w:gridCol w:w="2462"/>
+        <w:gridCol w:w="5975"/>
       </w:tblGrid>
       <w:tr>
         <w:tblPrEx>
@@ -421,7 +423,7 @@
         </w:tblPrEx>
         <w:tc>
           <w:tcPr>
-            <w:tcW w:w="2297" w:type="dxa"/>
+            <w:tcW w:w="2462" w:type="dxa"/>
             <w:tcBorders>
               <w:top w:val="single" w:color="000000" w:sz="12" w:space="0"/>
               <w:left w:val="nil"/>
@@ -463,7 +465,7 @@
         </w:tc>
         <w:tc>
           <w:tcPr>
-            <w:tcW w:w="6140" w:type="dxa"/>
+            <w:tcW w:w="5975" w:type="dxa"/>
             <w:tcBorders>
               <w:top w:val="single" w:color="000000" w:sz="12" w:space="0"/>
               <w:left w:val="nil"/>
@@ -522,7 +524,7 @@
         </w:tblPrEx>
         <w:tc>
           <w:tcPr>
-            <w:tcW w:w="2297" w:type="dxa"/>
+            <w:tcW w:w="2462" w:type="dxa"/>
             <w:tcBorders>
               <w:top w:val="single" w:color="000000" w:sz="4" w:space="0"/>
               <w:left w:val="nil"/>
@@ -534,36 +536,36 @@
           <w:p>
             <w:pPr>
               <w:spacing w:after="0" w:line="240" w:lineRule="auto"/>
-              <w:jc w:val="center"/>
-              <w:rPr>
-                <w:rFonts w:hint="eastAsia" w:ascii="Calibri" w:hAnsi="Calibri" w:eastAsia="宋体" w:cs="Times New Roman"/>
-                <w:b w:val="0"/>
-                <w:bCs w:val="0"/>
-                <w:color w:val="000000"/>
-                <w:kern w:val="0"/>
-                <w:sz w:val="24"/>
-                <w:szCs w:val="24"/>
-                <w:lang w:val="en-US" w:eastAsia="zh-CN" w:bidi="ar"/>
-              </w:rPr>
-            </w:pPr>
-            <w:r>
-              <w:rPr>
-                <w:rFonts w:hint="eastAsia" w:ascii="Calibri" w:hAnsi="Calibri" w:eastAsia="宋体" w:cs="Times New Roman"/>
-                <w:b w:val="0"/>
-                <w:bCs w:val="0"/>
-                <w:color w:val="000000"/>
-                <w:kern w:val="0"/>
-                <w:sz w:val="24"/>
-                <w:szCs w:val="24"/>
-                <w:lang w:val="en-US" w:eastAsia="zh-CN" w:bidi="ar"/>
-              </w:rPr>
-              <w:t>平均响应时间</w:t>
-            </w:r>
-          </w:p>
-        </w:tc>
-        <w:tc>
-          <w:tcPr>
-            <w:tcW w:w="6140" w:type="dxa"/>
+              <w:jc w:val="both"/>
+              <w:rPr>
+                <w:rFonts w:hint="eastAsia" w:ascii="Calibri" w:hAnsi="Calibri" w:eastAsia="宋体" w:cs="Times New Roman"/>
+                <w:b w:val="0"/>
+                <w:bCs w:val="0"/>
+                <w:color w:val="000000"/>
+                <w:kern w:val="0"/>
+                <w:sz w:val="24"/>
+                <w:szCs w:val="24"/>
+                <w:lang w:val="en-US" w:eastAsia="zh-CN" w:bidi="ar"/>
+              </w:rPr>
+            </w:pPr>
+            <w:r>
+              <w:rPr>
+                <w:rFonts w:hint="eastAsia" w:ascii="Calibri" w:hAnsi="Calibri" w:eastAsia="宋体" w:cs="Times New Roman"/>
+                <w:b w:val="0"/>
+                <w:bCs w:val="0"/>
+                <w:color w:val="000000"/>
+                <w:kern w:val="0"/>
+                <w:sz w:val="24"/>
+                <w:szCs w:val="24"/>
+                <w:lang w:val="en-US" w:eastAsia="zh-CN" w:bidi="ar"/>
+              </w:rPr>
+              <w:t>单接口平均响应时间</w:t>
+            </w:r>
+          </w:p>
+        </w:tc>
+        <w:tc>
+          <w:tcPr>
+            <w:tcW w:w="5975" w:type="dxa"/>
             <w:tcBorders>
               <w:top w:val="single" w:color="000000" w:sz="4" w:space="0"/>
               <w:left w:val="nil"/>
@@ -598,7 +600,7 @@
                 <w:szCs w:val="24"/>
                 <w:lang w:val="en-US" w:eastAsia="zh-CN" w:bidi="ar"/>
               </w:rPr>
-              <w:t>普通接口 ≤ 500 ms</w:t>
+              <w:t>普通接口 ≤ 200 ms</w:t>
             </w:r>
           </w:p>
         </w:tc>
@@ -622,7 +624,7 @@
         </w:tblPrEx>
         <w:tc>
           <w:tcPr>
-            <w:tcW w:w="2297" w:type="dxa"/>
+            <w:tcW w:w="2462" w:type="dxa"/>
             <w:tcBorders>
               <w:top w:val="nil"/>
               <w:left w:val="nil"/>
@@ -636,34 +638,34 @@
               <w:spacing w:after="0" w:line="240" w:lineRule="auto"/>
               <w:jc w:val="center"/>
               <w:rPr>
-                <w:rFonts w:hint="eastAsia" w:ascii="Calibri" w:hAnsi="Calibri" w:eastAsia="宋体" w:cs="Times New Roman"/>
-                <w:b w:val="0"/>
-                <w:bCs w:val="0"/>
-                <w:color w:val="000000"/>
-                <w:kern w:val="0"/>
-                <w:sz w:val="24"/>
-                <w:szCs w:val="24"/>
-                <w:lang w:val="en-US" w:eastAsia="zh-CN" w:bidi="ar"/>
-              </w:rPr>
-            </w:pPr>
-            <w:r>
-              <w:rPr>
-                <w:rFonts w:hint="eastAsia" w:ascii="Calibri" w:hAnsi="Calibri" w:eastAsia="宋体" w:cs="Times New Roman"/>
-                <w:b w:val="0"/>
-                <w:bCs w:val="0"/>
-                <w:color w:val="000000"/>
-                <w:kern w:val="0"/>
-                <w:sz w:val="24"/>
-                <w:szCs w:val="24"/>
-                <w:lang w:val="en-US" w:eastAsia="zh-CN" w:bidi="ar"/>
-              </w:rPr>
-              <w:t>P90 响应时间</w:t>
-            </w:r>
-          </w:p>
-        </w:tc>
-        <w:tc>
-          <w:tcPr>
-            <w:tcW w:w="6140" w:type="dxa"/>
+                <w:rFonts w:hint="default" w:ascii="Calibri" w:hAnsi="Calibri" w:eastAsia="宋体" w:cs="Times New Roman"/>
+                <w:b w:val="0"/>
+                <w:bCs w:val="0"/>
+                <w:color w:val="000000"/>
+                <w:kern w:val="0"/>
+                <w:sz w:val="24"/>
+                <w:szCs w:val="24"/>
+                <w:lang w:val="en-US" w:eastAsia="zh-CN" w:bidi="ar"/>
+              </w:rPr>
+            </w:pPr>
+            <w:r>
+              <w:rPr>
+                <w:rFonts w:hint="eastAsia" w:ascii="Calibri" w:hAnsi="Calibri" w:eastAsia="宋体" w:cs="Times New Roman"/>
+                <w:b w:val="0"/>
+                <w:bCs w:val="0"/>
+                <w:color w:val="000000"/>
+                <w:kern w:val="0"/>
+                <w:sz w:val="24"/>
+                <w:szCs w:val="24"/>
+                <w:lang w:val="en-US" w:eastAsia="zh-CN" w:bidi="ar"/>
+              </w:rPr>
+              <w:t>混合场景响应时间</w:t>
+            </w:r>
+          </w:p>
+        </w:tc>
+        <w:tc>
+          <w:tcPr>
+            <w:tcW w:w="5975" w:type="dxa"/>
             <w:tcBorders>
               <w:top w:val="nil"/>
               <w:left w:val="nil"/>
@@ -698,7 +700,7 @@
                 <w:szCs w:val="24"/>
                 <w:lang w:val="en-US" w:eastAsia="zh-CN" w:bidi="ar"/>
               </w:rPr>
-              <w:t>≤ 1000 ms</w:t>
+              <w:t>≤ 500 ms</w:t>
             </w:r>
           </w:p>
         </w:tc>
@@ -722,7 +724,7 @@
         </w:tblPrEx>
         <w:tc>
           <w:tcPr>
-            <w:tcW w:w="2297" w:type="dxa"/>
+            <w:tcW w:w="2462" w:type="dxa"/>
             <w:tcBorders>
               <w:top w:val="nil"/>
               <w:left w:val="nil"/>
@@ -757,13 +759,13 @@
                 <w:szCs w:val="24"/>
                 <w:lang w:val="en-US" w:eastAsia="zh-CN" w:bidi="ar"/>
               </w:rPr>
-              <w:t>P95 响应时间</w:t>
-            </w:r>
-          </w:p>
-        </w:tc>
-        <w:tc>
-          <w:tcPr>
-            <w:tcW w:w="6140" w:type="dxa"/>
+              <w:t>错误率</w:t>
+            </w:r>
+          </w:p>
+        </w:tc>
+        <w:tc>
+          <w:tcPr>
+            <w:tcW w:w="5975" w:type="dxa"/>
             <w:tcBorders>
               <w:top w:val="nil"/>
               <w:left w:val="nil"/>
@@ -798,7 +800,7 @@
                 <w:szCs w:val="24"/>
                 <w:lang w:val="en-US" w:eastAsia="zh-CN" w:bidi="ar"/>
               </w:rPr>
-              <w:t>≤ 1500 ms</w:t>
+              <w:t>≤ 1%</w:t>
             </w:r>
           </w:p>
         </w:tc>
@@ -822,7 +824,7 @@
         </w:tblPrEx>
         <w:tc>
           <w:tcPr>
-            <w:tcW w:w="2297" w:type="dxa"/>
+            <w:tcW w:w="2462" w:type="dxa"/>
             <w:tcBorders>
               <w:top w:val="nil"/>
               <w:left w:val="nil"/>
@@ -857,13 +859,13 @@
                 <w:szCs w:val="24"/>
                 <w:lang w:val="en-US" w:eastAsia="zh-CN" w:bidi="ar"/>
               </w:rPr>
-              <w:t>错误率</w:t>
-            </w:r>
-          </w:p>
-        </w:tc>
-        <w:tc>
-          <w:tcPr>
-            <w:tcW w:w="6140" w:type="dxa"/>
+              <w:t>吞吐量</w:t>
+            </w:r>
+          </w:p>
+        </w:tc>
+        <w:tc>
+          <w:tcPr>
+            <w:tcW w:w="5975" w:type="dxa"/>
             <w:tcBorders>
               <w:top w:val="nil"/>
               <w:left w:val="nil"/>
@@ -898,7 +900,7 @@
                 <w:szCs w:val="24"/>
                 <w:lang w:val="en-US" w:eastAsia="zh-CN" w:bidi="ar"/>
               </w:rPr>
-              <w:t>≤ 1%</w:t>
+              <w:t>50 并发下稳定处理核心业务请求</w:t>
             </w:r>
           </w:p>
         </w:tc>
@@ -922,7 +924,7 @@
         </w:tblPrEx>
         <w:tc>
           <w:tcPr>
-            <w:tcW w:w="2297" w:type="dxa"/>
+            <w:tcW w:w="2462" w:type="dxa"/>
             <w:tcBorders>
               <w:top w:val="nil"/>
               <w:left w:val="nil"/>
@@ -957,13 +959,13 @@
                 <w:szCs w:val="24"/>
                 <w:lang w:val="en-US" w:eastAsia="zh-CN" w:bidi="ar"/>
               </w:rPr>
-              <w:t>吞吐量</w:t>
-            </w:r>
-          </w:p>
-        </w:tc>
-        <w:tc>
-          <w:tcPr>
-            <w:tcW w:w="6140" w:type="dxa"/>
+              <w:t>CPU 使用率</w:t>
+            </w:r>
+          </w:p>
+        </w:tc>
+        <w:tc>
+          <w:tcPr>
+            <w:tcW w:w="5975" w:type="dxa"/>
             <w:tcBorders>
               <w:top w:val="nil"/>
               <w:left w:val="nil"/>
@@ -998,7 +1000,7 @@
                 <w:szCs w:val="24"/>
                 <w:lang w:val="en-US" w:eastAsia="zh-CN" w:bidi="ar"/>
               </w:rPr>
-              <w:t>50 并发下稳定处理核心业务请求</w:t>
+              <w:t>平均 ≤ 80%</w:t>
             </w:r>
           </w:p>
         </w:tc>
@@ -1022,7 +1024,7 @@
         </w:tblPrEx>
         <w:tc>
           <w:tcPr>
-            <w:tcW w:w="2297" w:type="dxa"/>
+            <w:tcW w:w="2462" w:type="dxa"/>
             <w:tcBorders>
               <w:top w:val="nil"/>
               <w:left w:val="nil"/>
@@ -1043,27 +1045,29 @@
                 <w:kern w:val="0"/>
                 <w:sz w:val="24"/>
                 <w:szCs w:val="24"/>
-                <w:lang w:val="en-US" w:eastAsia="zh-CN" w:bidi="ar"/>
-              </w:rPr>
-            </w:pPr>
-            <w:r>
-              <w:rPr>
-                <w:rFonts w:hint="eastAsia" w:ascii="Calibri" w:hAnsi="Calibri" w:eastAsia="宋体" w:cs="Times New Roman"/>
-                <w:b w:val="0"/>
-                <w:bCs w:val="0"/>
-                <w:color w:val="000000"/>
-                <w:kern w:val="0"/>
-                <w:sz w:val="24"/>
-                <w:szCs w:val="24"/>
-                <w:lang w:val="en-US" w:eastAsia="zh-CN" w:bidi="ar"/>
-              </w:rPr>
-              <w:t>CPU 使用率</w:t>
-            </w:r>
-          </w:p>
-        </w:tc>
-        <w:tc>
-          <w:tcPr>
-            <w:tcW w:w="6140" w:type="dxa"/>
+                <w:highlight w:val="none"/>
+                <w:lang w:val="en-US" w:eastAsia="zh-CN" w:bidi="ar"/>
+              </w:rPr>
+            </w:pPr>
+            <w:r>
+              <w:rPr>
+                <w:rFonts w:hint="eastAsia" w:ascii="Calibri" w:hAnsi="Calibri" w:eastAsia="宋体" w:cs="Times New Roman"/>
+                <w:b w:val="0"/>
+                <w:bCs w:val="0"/>
+                <w:color w:val="000000"/>
+                <w:kern w:val="0"/>
+                <w:sz w:val="24"/>
+                <w:szCs w:val="24"/>
+                <w:highlight w:val="none"/>
+                <w:lang w:val="en-US" w:eastAsia="zh-CN" w:bidi="ar"/>
+              </w:rPr>
+              <w:t>内存使用率</w:t>
+            </w:r>
+          </w:p>
+        </w:tc>
+        <w:tc>
+          <w:tcPr>
+            <w:tcW w:w="5975" w:type="dxa"/>
             <w:tcBorders>
               <w:top w:val="nil"/>
               <w:left w:val="nil"/>
@@ -1084,21 +1088,23 @@
                 <w:kern w:val="0"/>
                 <w:sz w:val="24"/>
                 <w:szCs w:val="24"/>
-                <w:lang w:val="en-US" w:eastAsia="zh-CN" w:bidi="ar"/>
-              </w:rPr>
-            </w:pPr>
-            <w:r>
-              <w:rPr>
-                <w:rFonts w:hint="eastAsia" w:ascii="Calibri" w:hAnsi="Calibri" w:eastAsia="宋体" w:cs="Times New Roman"/>
-                <w:b w:val="0"/>
-                <w:bCs w:val="0"/>
-                <w:color w:val="000000"/>
-                <w:kern w:val="0"/>
-                <w:sz w:val="24"/>
-                <w:szCs w:val="24"/>
-                <w:lang w:val="en-US" w:eastAsia="zh-CN" w:bidi="ar"/>
-              </w:rPr>
-              <w:t>平均 ≤ 80%</w:t>
+                <w:highlight w:val="none"/>
+                <w:lang w:val="en-US" w:eastAsia="zh-CN" w:bidi="ar"/>
+              </w:rPr>
+            </w:pPr>
+            <w:r>
+              <w:rPr>
+                <w:rFonts w:hint="eastAsia" w:ascii="Calibri" w:hAnsi="Calibri" w:eastAsia="宋体" w:cs="Times New Roman"/>
+                <w:b w:val="0"/>
+                <w:bCs w:val="0"/>
+                <w:color w:val="000000"/>
+                <w:kern w:val="0"/>
+                <w:sz w:val="24"/>
+                <w:szCs w:val="24"/>
+                <w:highlight w:val="none"/>
+                <w:lang w:val="en-US" w:eastAsia="zh-CN" w:bidi="ar"/>
+              </w:rPr>
+              <w:t>无持续上升趋势</w:t>
             </w:r>
           </w:p>
         </w:tc>
@@ -1122,7 +1128,7 @@
         </w:tblPrEx>
         <w:tc>
           <w:tcPr>
-            <w:tcW w:w="2297" w:type="dxa"/>
+            <w:tcW w:w="2462" w:type="dxa"/>
             <w:tcBorders>
               <w:top w:val="nil"/>
               <w:left w:val="nil"/>
@@ -1143,29 +1149,27 @@
                 <w:kern w:val="0"/>
                 <w:sz w:val="24"/>
                 <w:szCs w:val="24"/>
-                <w:highlight w:val="none"/>
-                <w:lang w:val="en-US" w:eastAsia="zh-CN" w:bidi="ar"/>
-              </w:rPr>
-            </w:pPr>
-            <w:r>
-              <w:rPr>
-                <w:rFonts w:hint="eastAsia" w:ascii="Calibri" w:hAnsi="Calibri" w:eastAsia="宋体" w:cs="Times New Roman"/>
-                <w:b w:val="0"/>
-                <w:bCs w:val="0"/>
-                <w:color w:val="000000"/>
-                <w:kern w:val="0"/>
-                <w:sz w:val="24"/>
-                <w:szCs w:val="24"/>
-                <w:highlight w:val="none"/>
-                <w:lang w:val="en-US" w:eastAsia="zh-CN" w:bidi="ar"/>
-              </w:rPr>
-              <w:t>内存使用率</w:t>
-            </w:r>
-          </w:p>
-        </w:tc>
-        <w:tc>
-          <w:tcPr>
-            <w:tcW w:w="6140" w:type="dxa"/>
+                <w:lang w:val="en-US" w:eastAsia="zh-CN" w:bidi="ar"/>
+              </w:rPr>
+            </w:pPr>
+            <w:r>
+              <w:rPr>
+                <w:rFonts w:hint="eastAsia" w:ascii="Calibri" w:hAnsi="Calibri" w:eastAsia="宋体" w:cs="Times New Roman"/>
+                <w:b w:val="0"/>
+                <w:bCs w:val="0"/>
+                <w:color w:val="000000"/>
+                <w:kern w:val="0"/>
+                <w:sz w:val="24"/>
+                <w:szCs w:val="24"/>
+                <w:lang w:val="en-US" w:eastAsia="zh-CN" w:bidi="ar"/>
+              </w:rPr>
+              <w:t>数据库连接</w:t>
+            </w:r>
+          </w:p>
+        </w:tc>
+        <w:tc>
+          <w:tcPr>
+            <w:tcW w:w="5975" w:type="dxa"/>
             <w:tcBorders>
               <w:top w:val="nil"/>
               <w:left w:val="nil"/>
@@ -1186,23 +1190,21 @@
                 <w:kern w:val="0"/>
                 <w:sz w:val="24"/>
                 <w:szCs w:val="24"/>
-                <w:highlight w:val="none"/>
-                <w:lang w:val="en-US" w:eastAsia="zh-CN" w:bidi="ar"/>
-              </w:rPr>
-            </w:pPr>
-            <w:r>
-              <w:rPr>
-                <w:rFonts w:hint="eastAsia" w:ascii="Calibri" w:hAnsi="Calibri" w:eastAsia="宋体" w:cs="Times New Roman"/>
-                <w:b w:val="0"/>
-                <w:bCs w:val="0"/>
-                <w:color w:val="000000"/>
-                <w:kern w:val="0"/>
-                <w:sz w:val="24"/>
-                <w:szCs w:val="24"/>
-                <w:highlight w:val="none"/>
-                <w:lang w:val="en-US" w:eastAsia="zh-CN" w:bidi="ar"/>
-              </w:rPr>
-              <w:t>无持续上升趋势</w:t>
+                <w:lang w:val="en-US" w:eastAsia="zh-CN" w:bidi="ar"/>
+              </w:rPr>
+            </w:pPr>
+            <w:r>
+              <w:rPr>
+                <w:rFonts w:hint="eastAsia" w:ascii="Calibri" w:hAnsi="Calibri" w:eastAsia="宋体" w:cs="Times New Roman"/>
+                <w:b w:val="0"/>
+                <w:bCs w:val="0"/>
+                <w:color w:val="000000"/>
+                <w:kern w:val="0"/>
+                <w:sz w:val="24"/>
+                <w:szCs w:val="24"/>
+                <w:lang w:val="en-US" w:eastAsia="zh-CN" w:bidi="ar"/>
+              </w:rPr>
+              <w:t>无连接耗尽、死锁、明显慢查询</w:t>
             </w:r>
           </w:p>
         </w:tc>
@@ -1226,107 +1228,7 @@
         </w:tblPrEx>
         <w:tc>
           <w:tcPr>
-            <w:tcW w:w="2297" w:type="dxa"/>
-            <w:tcBorders>
-              <w:top w:val="nil"/>
-              <w:left w:val="nil"/>
-              <w:bottom w:val="nil"/>
-              <w:right w:val="nil"/>
-            </w:tcBorders>
-            <w:shd w:val="clear" w:color="auto" w:fill="FFFFFF"/>
-          </w:tcPr>
-          <w:p>
-            <w:pPr>
-              <w:spacing w:after="0" w:line="240" w:lineRule="auto"/>
-              <w:jc w:val="center"/>
-              <w:rPr>
-                <w:rFonts w:hint="eastAsia" w:ascii="Calibri" w:hAnsi="Calibri" w:eastAsia="宋体" w:cs="Times New Roman"/>
-                <w:b w:val="0"/>
-                <w:bCs w:val="0"/>
-                <w:color w:val="000000"/>
-                <w:kern w:val="0"/>
-                <w:sz w:val="24"/>
-                <w:szCs w:val="24"/>
-                <w:lang w:val="en-US" w:eastAsia="zh-CN" w:bidi="ar"/>
-              </w:rPr>
-            </w:pPr>
-            <w:r>
-              <w:rPr>
-                <w:rFonts w:hint="eastAsia" w:ascii="Calibri" w:hAnsi="Calibri" w:eastAsia="宋体" w:cs="Times New Roman"/>
-                <w:b w:val="0"/>
-                <w:bCs w:val="0"/>
-                <w:color w:val="000000"/>
-                <w:kern w:val="0"/>
-                <w:sz w:val="24"/>
-                <w:szCs w:val="24"/>
-                <w:lang w:val="en-US" w:eastAsia="zh-CN" w:bidi="ar"/>
-              </w:rPr>
-              <w:t>数据库连接</w:t>
-            </w:r>
-          </w:p>
-        </w:tc>
-        <w:tc>
-          <w:tcPr>
-            <w:tcW w:w="6140" w:type="dxa"/>
-            <w:tcBorders>
-              <w:top w:val="nil"/>
-              <w:left w:val="nil"/>
-              <w:bottom w:val="nil"/>
-              <w:right w:val="nil"/>
-            </w:tcBorders>
-            <w:shd w:val="clear" w:color="auto" w:fill="FFFFFF"/>
-          </w:tcPr>
-          <w:p>
-            <w:pPr>
-              <w:spacing w:after="0" w:line="240" w:lineRule="auto"/>
-              <w:jc w:val="center"/>
-              <w:rPr>
-                <w:rFonts w:hint="eastAsia" w:ascii="Calibri" w:hAnsi="Calibri" w:eastAsia="宋体" w:cs="Times New Roman"/>
-                <w:b w:val="0"/>
-                <w:bCs w:val="0"/>
-                <w:color w:val="000000"/>
-                <w:kern w:val="0"/>
-                <w:sz w:val="24"/>
-                <w:szCs w:val="24"/>
-                <w:lang w:val="en-US" w:eastAsia="zh-CN" w:bidi="ar"/>
-              </w:rPr>
-            </w:pPr>
-            <w:r>
-              <w:rPr>
-                <w:rFonts w:hint="eastAsia" w:ascii="Calibri" w:hAnsi="Calibri" w:eastAsia="宋体" w:cs="Times New Roman"/>
-                <w:b w:val="0"/>
-                <w:bCs w:val="0"/>
-                <w:color w:val="000000"/>
-                <w:kern w:val="0"/>
-                <w:sz w:val="24"/>
-                <w:szCs w:val="24"/>
-                <w:lang w:val="en-US" w:eastAsia="zh-CN" w:bidi="ar"/>
-              </w:rPr>
-              <w:t>无连接耗尽、死锁、明显慢查询</w:t>
-            </w:r>
-          </w:p>
-        </w:tc>
-      </w:tr>
-      <w:tr>
-        <w:tblPrEx>
-          <w:tblBorders>
-            <w:top w:val="single" w:color="auto" w:sz="4" w:space="0"/>
-            <w:left w:val="single" w:color="auto" w:sz="4" w:space="0"/>
-            <w:bottom w:val="single" w:color="auto" w:sz="4" w:space="0"/>
-            <w:right w:val="single" w:color="auto" w:sz="4" w:space="0"/>
-            <w:insideH w:val="single" w:color="auto" w:sz="4" w:space="0"/>
-            <w:insideV w:val="single" w:color="auto" w:sz="4" w:space="0"/>
-          </w:tblBorders>
-          <w:tblCellMar>
-            <w:top w:w="0" w:type="dxa"/>
-            <w:left w:w="108" w:type="dxa"/>
-            <w:bottom w:w="0" w:type="dxa"/>
-            <w:right w:w="108" w:type="dxa"/>
-          </w:tblCellMar>
-        </w:tblPrEx>
-        <w:tc>
-          <w:tcPr>
-            <w:tcW w:w="2297" w:type="dxa"/>
+            <w:tcW w:w="2462" w:type="dxa"/>
             <w:tcBorders>
               <w:top w:val="nil"/>
               <w:left w:val="nil"/>
@@ -1367,7 +1269,7 @@
         </w:tc>
         <w:tc>
           <w:tcPr>
-            <w:tcW w:w="6140" w:type="dxa"/>
+            <w:tcW w:w="5975" w:type="dxa"/>
             <w:tcBorders>
               <w:top w:val="nil"/>
               <w:left w:val="nil"/>
@@ -3091,6 +2993,7 @@
             <w:insideH w:val="none" w:color="auto" w:sz="0" w:space="0"/>
             <w:insideV w:val="none" w:color="auto" w:sz="0" w:space="0"/>
           </w:tblBorders>
+          <w:shd w:val="clear" w:color="auto" w:fill="FFFFFF"/>
           <w:tblCellMar>
             <w:top w:w="15" w:type="dxa"/>
             <w:left w:w="15" w:type="dxa"/>
@@ -3324,6 +3227,467 @@
                 <w:lang w:val="en-US" w:eastAsia="zh-CN" w:bidi="ar"/>
               </w:rPr>
               <w:t>预期结果</w:t>
+            </w:r>
+          </w:p>
+        </w:tc>
+      </w:tr>
+      <w:tr>
+        <w:tblPrEx>
+          <w:tblBorders>
+            <w:top w:val="none" w:color="auto" w:sz="0" w:space="0"/>
+            <w:left w:val="none" w:color="auto" w:sz="0" w:space="0"/>
+            <w:bottom w:val="none" w:color="auto" w:sz="0" w:space="0"/>
+            <w:right w:val="none" w:color="auto" w:sz="0" w:space="0"/>
+            <w:insideH w:val="none" w:color="auto" w:sz="0" w:space="0"/>
+            <w:insideV w:val="none" w:color="auto" w:sz="0" w:space="0"/>
+          </w:tblBorders>
+          <w:tblCellMar>
+            <w:top w:w="15" w:type="dxa"/>
+            <w:left w:w="15" w:type="dxa"/>
+            <w:bottom w:w="15" w:type="dxa"/>
+            <w:right w:w="15" w:type="dxa"/>
+          </w:tblCellMar>
+        </w:tblPrEx>
+        <w:tc>
+          <w:tcPr>
+            <w:tcW w:w="1248" w:type="dxa"/>
+            <w:tcBorders>
+              <w:top w:val="single" w:color="000000" w:sz="4" w:space="0"/>
+            </w:tcBorders>
+            <w:shd w:val="clear" w:color="auto" w:fill="FFFFFF"/>
+            <w:tcMar>
+              <w:top w:w="100" w:type="dxa"/>
+              <w:left w:w="0" w:type="dxa"/>
+              <w:bottom w:w="100" w:type="dxa"/>
+              <w:right w:w="160" w:type="dxa"/>
+            </w:tcMar>
+            <w:vAlign w:val="center"/>
+          </w:tcPr>
+          <w:p>
+            <w:pPr>
+              <w:jc w:val="center"/>
+              <w:rPr>
+                <w:rFonts w:hint="default" w:ascii="Calibri" w:hAnsi="Calibri" w:eastAsia="宋体" w:cs="Times New Roman"/>
+                <w:b w:val="0"/>
+                <w:bCs w:val="0"/>
+                <w:color w:val="000000"/>
+                <w:kern w:val="0"/>
+                <w:sz w:val="24"/>
+                <w:szCs w:val="24"/>
+                <w:lang w:val="en-US" w:eastAsia="zh-CN" w:bidi="ar"/>
+              </w:rPr>
+            </w:pPr>
+            <w:r>
+              <w:rPr>
+                <w:rFonts w:hint="default" w:ascii="Calibri" w:hAnsi="Calibri" w:eastAsia="宋体" w:cs="Times New Roman"/>
+                <w:b w:val="0"/>
+                <w:bCs w:val="0"/>
+                <w:color w:val="000000"/>
+                <w:kern w:val="0"/>
+                <w:sz w:val="24"/>
+                <w:szCs w:val="24"/>
+                <w:lang w:val="en-US" w:eastAsia="zh-CN" w:bidi="ar"/>
+              </w:rPr>
+              <w:t>PT-001</w:t>
+            </w:r>
+          </w:p>
+        </w:tc>
+        <w:tc>
+          <w:tcPr>
+            <w:tcW w:w="1540" w:type="dxa"/>
+            <w:tcBorders>
+              <w:top w:val="single" w:color="000000" w:sz="4" w:space="0"/>
+            </w:tcBorders>
+            <w:shd w:val="clear" w:color="auto" w:fill="FFFFFF"/>
+            <w:tcMar>
+              <w:top w:w="100" w:type="dxa"/>
+              <w:left w:w="160" w:type="dxa"/>
+              <w:bottom w:w="100" w:type="dxa"/>
+              <w:right w:w="160" w:type="dxa"/>
+            </w:tcMar>
+            <w:vAlign w:val="center"/>
+          </w:tcPr>
+          <w:p>
+            <w:pPr>
+              <w:jc w:val="center"/>
+              <w:rPr>
+                <w:rFonts w:hint="default" w:ascii="Calibri" w:hAnsi="Calibri" w:eastAsia="宋体" w:cs="Times New Roman"/>
+                <w:b w:val="0"/>
+                <w:bCs w:val="0"/>
+                <w:color w:val="000000"/>
+                <w:kern w:val="0"/>
+                <w:sz w:val="24"/>
+                <w:szCs w:val="24"/>
+                <w:lang w:val="en-US" w:eastAsia="zh-CN" w:bidi="ar"/>
+              </w:rPr>
+            </w:pPr>
+            <w:r>
+              <w:rPr>
+                <w:rFonts w:hint="default" w:ascii="Calibri" w:hAnsi="Calibri" w:eastAsia="宋体" w:cs="Times New Roman"/>
+                <w:b w:val="0"/>
+                <w:bCs w:val="0"/>
+                <w:color w:val="000000"/>
+                <w:kern w:val="0"/>
+                <w:sz w:val="24"/>
+                <w:szCs w:val="24"/>
+                <w:lang w:val="en-US" w:eastAsia="zh-CN" w:bidi="ar"/>
+              </w:rPr>
+              <w:t>新建用户性能测试</w:t>
+            </w:r>
+          </w:p>
+        </w:tc>
+        <w:tc>
+          <w:tcPr>
+            <w:tcW w:w="2450" w:type="dxa"/>
+            <w:tcBorders>
+              <w:top w:val="single" w:color="000000" w:sz="4" w:space="0"/>
+            </w:tcBorders>
+            <w:shd w:val="clear" w:color="auto" w:fill="FFFFFF"/>
+            <w:tcMar>
+              <w:top w:w="100" w:type="dxa"/>
+              <w:left w:w="160" w:type="dxa"/>
+              <w:bottom w:w="100" w:type="dxa"/>
+              <w:right w:w="160" w:type="dxa"/>
+            </w:tcMar>
+            <w:vAlign w:val="center"/>
+          </w:tcPr>
+          <w:p>
+            <w:pPr>
+              <w:jc w:val="center"/>
+              <w:rPr>
+                <w:rFonts w:hint="default" w:ascii="Calibri" w:hAnsi="Calibri" w:eastAsia="宋体" w:cs="Times New Roman"/>
+                <w:b w:val="0"/>
+                <w:bCs w:val="0"/>
+                <w:color w:val="000000"/>
+                <w:kern w:val="0"/>
+                <w:sz w:val="24"/>
+                <w:szCs w:val="24"/>
+                <w:lang w:val="en-US" w:eastAsia="zh-CN" w:bidi="ar"/>
+              </w:rPr>
+            </w:pPr>
+            <w:r>
+              <w:rPr>
+                <w:rFonts w:hint="default" w:ascii="Calibri" w:hAnsi="Calibri" w:eastAsia="宋体" w:cs="Times New Roman"/>
+                <w:b w:val="0"/>
+                <w:bCs w:val="0"/>
+                <w:color w:val="000000"/>
+                <w:kern w:val="0"/>
+                <w:sz w:val="24"/>
+                <w:szCs w:val="24"/>
+                <w:lang w:val="en-US" w:eastAsia="zh-CN" w:bidi="ar"/>
+              </w:rPr>
+              <w:t>POST /api/user/login/mock</w:t>
+            </w:r>
+          </w:p>
+        </w:tc>
+        <w:tc>
+          <w:tcPr>
+            <w:tcW w:w="833" w:type="dxa"/>
+            <w:tcBorders>
+              <w:top w:val="single" w:color="000000" w:sz="4" w:space="0"/>
+            </w:tcBorders>
+            <w:shd w:val="clear" w:color="auto" w:fill="FFFFFF"/>
+            <w:tcMar>
+              <w:top w:w="100" w:type="dxa"/>
+              <w:left w:w="160" w:type="dxa"/>
+              <w:bottom w:w="100" w:type="dxa"/>
+              <w:right w:w="160" w:type="dxa"/>
+            </w:tcMar>
+            <w:vAlign w:val="center"/>
+          </w:tcPr>
+          <w:p>
+            <w:pPr>
+              <w:jc w:val="center"/>
+              <w:rPr>
+                <w:rFonts w:hint="default" w:ascii="Calibri" w:hAnsi="Calibri" w:eastAsia="宋体" w:cs="Times New Roman"/>
+                <w:b w:val="0"/>
+                <w:bCs w:val="0"/>
+                <w:color w:val="000000"/>
+                <w:kern w:val="0"/>
+                <w:sz w:val="24"/>
+                <w:szCs w:val="24"/>
+                <w:lang w:val="en-US" w:eastAsia="zh-CN" w:bidi="ar"/>
+              </w:rPr>
+            </w:pPr>
+            <w:r>
+              <w:rPr>
+                <w:rFonts w:hint="default" w:ascii="Calibri" w:hAnsi="Calibri" w:eastAsia="宋体" w:cs="Times New Roman"/>
+                <w:b w:val="0"/>
+                <w:bCs w:val="0"/>
+                <w:color w:val="000000"/>
+                <w:kern w:val="0"/>
+                <w:sz w:val="24"/>
+                <w:szCs w:val="24"/>
+                <w:lang w:val="en-US" w:eastAsia="zh-CN" w:bidi="ar"/>
+              </w:rPr>
+              <w:t>50</w:t>
+            </w:r>
+          </w:p>
+        </w:tc>
+        <w:tc>
+          <w:tcPr>
+            <w:tcW w:w="2489" w:type="dxa"/>
+            <w:tcBorders>
+              <w:top w:val="single" w:color="000000" w:sz="4" w:space="0"/>
+            </w:tcBorders>
+            <w:shd w:val="clear" w:color="auto" w:fill="FFFFFF"/>
+            <w:tcMar>
+              <w:top w:w="100" w:type="dxa"/>
+              <w:left w:w="160" w:type="dxa"/>
+              <w:bottom w:w="100" w:type="dxa"/>
+              <w:right w:w="0" w:type="dxa"/>
+            </w:tcMar>
+            <w:vAlign w:val="center"/>
+          </w:tcPr>
+          <w:p>
+            <w:pPr>
+              <w:jc w:val="center"/>
+              <w:rPr>
+                <w:rFonts w:hint="default" w:ascii="Calibri" w:hAnsi="Calibri" w:eastAsia="宋体" w:cs="Times New Roman"/>
+                <w:b w:val="0"/>
+                <w:bCs w:val="0"/>
+                <w:color w:val="000000"/>
+                <w:kern w:val="0"/>
+                <w:sz w:val="24"/>
+                <w:szCs w:val="24"/>
+                <w:lang w:val="en-US" w:eastAsia="zh-CN" w:bidi="ar"/>
+              </w:rPr>
+            </w:pPr>
+            <w:r>
+              <w:rPr>
+                <w:rFonts w:hint="default" w:ascii="Calibri" w:hAnsi="Calibri" w:eastAsia="宋体" w:cs="Times New Roman"/>
+                <w:b w:val="0"/>
+                <w:bCs w:val="0"/>
+                <w:color w:val="000000"/>
+                <w:kern w:val="0"/>
+                <w:sz w:val="24"/>
+                <w:szCs w:val="24"/>
+                <w:lang w:val="en-US" w:eastAsia="zh-CN" w:bidi="ar"/>
+              </w:rPr>
+              <w:t>用户创建成功，错误率 ≤ 1%，P95 ≤ 1500ms</w:t>
+            </w:r>
+          </w:p>
+        </w:tc>
+      </w:tr>
+      <w:tr>
+        <w:tblPrEx>
+          <w:tblBorders>
+            <w:top w:val="none" w:color="auto" w:sz="0" w:space="0"/>
+            <w:left w:val="none" w:color="auto" w:sz="0" w:space="0"/>
+            <w:bottom w:val="none" w:color="auto" w:sz="0" w:space="0"/>
+            <w:right w:val="none" w:color="auto" w:sz="0" w:space="0"/>
+            <w:insideH w:val="none" w:color="auto" w:sz="0" w:space="0"/>
+            <w:insideV w:val="none" w:color="auto" w:sz="0" w:space="0"/>
+          </w:tblBorders>
+          <w:tblCellMar>
+            <w:top w:w="15" w:type="dxa"/>
+            <w:left w:w="15" w:type="dxa"/>
+            <w:bottom w:w="15" w:type="dxa"/>
+            <w:right w:w="15" w:type="dxa"/>
+          </w:tblCellMar>
+        </w:tblPrEx>
+        <w:tc>
+          <w:tcPr>
+            <w:tcW w:w="1248" w:type="dxa"/>
+            <w:shd w:val="clear" w:color="auto" w:fill="FFFFFF"/>
+            <w:tcMar>
+              <w:top w:w="100" w:type="dxa"/>
+              <w:left w:w="0" w:type="dxa"/>
+              <w:bottom w:w="100" w:type="dxa"/>
+              <w:right w:w="160" w:type="dxa"/>
+            </w:tcMar>
+            <w:vAlign w:val="center"/>
+          </w:tcPr>
+          <w:p>
+            <w:pPr>
+              <w:jc w:val="center"/>
+              <w:rPr>
+                <w:rFonts w:hint="default" w:ascii="Calibri" w:hAnsi="Calibri" w:eastAsia="宋体" w:cs="Times New Roman"/>
+                <w:b w:val="0"/>
+                <w:bCs w:val="0"/>
+                <w:color w:val="000000"/>
+                <w:kern w:val="0"/>
+                <w:sz w:val="24"/>
+                <w:szCs w:val="24"/>
+                <w:lang w:val="en-US" w:eastAsia="zh-CN" w:bidi="ar"/>
+              </w:rPr>
+            </w:pPr>
+            <w:r>
+              <w:rPr>
+                <w:rFonts w:hint="default" w:ascii="Calibri" w:hAnsi="Calibri" w:eastAsia="宋体" w:cs="Times New Roman"/>
+                <w:b w:val="0"/>
+                <w:bCs w:val="0"/>
+                <w:color w:val="000000"/>
+                <w:kern w:val="0"/>
+                <w:sz w:val="24"/>
+                <w:szCs w:val="24"/>
+                <w:lang w:val="en-US" w:eastAsia="zh-CN" w:bidi="ar"/>
+              </w:rPr>
+              <w:t>PT-002</w:t>
+            </w:r>
+          </w:p>
+        </w:tc>
+        <w:tc>
+          <w:tcPr>
+            <w:tcW w:w="1540" w:type="dxa"/>
+            <w:shd w:val="clear" w:color="auto" w:fill="FFFFFF"/>
+            <w:tcMar>
+              <w:top w:w="100" w:type="dxa"/>
+              <w:left w:w="160" w:type="dxa"/>
+              <w:bottom w:w="100" w:type="dxa"/>
+              <w:right w:w="160" w:type="dxa"/>
+            </w:tcMar>
+            <w:vAlign w:val="center"/>
+          </w:tcPr>
+          <w:p>
+            <w:pPr>
+              <w:jc w:val="center"/>
+              <w:rPr>
+                <w:rFonts w:hint="default" w:ascii="Calibri" w:hAnsi="Calibri" w:eastAsia="宋体" w:cs="Times New Roman"/>
+                <w:b w:val="0"/>
+                <w:bCs w:val="0"/>
+                <w:color w:val="000000"/>
+                <w:kern w:val="0"/>
+                <w:sz w:val="24"/>
+                <w:szCs w:val="24"/>
+                <w:lang w:val="en-US" w:eastAsia="zh-CN" w:bidi="ar"/>
+              </w:rPr>
+            </w:pPr>
+            <w:r>
+              <w:rPr>
+                <w:rFonts w:hint="default" w:ascii="Calibri" w:hAnsi="Calibri" w:eastAsia="宋体" w:cs="Times New Roman"/>
+                <w:b w:val="0"/>
+                <w:bCs w:val="0"/>
+                <w:color w:val="000000"/>
+                <w:kern w:val="0"/>
+                <w:sz w:val="24"/>
+                <w:szCs w:val="24"/>
+                <w:lang w:val="en-US" w:eastAsia="zh-CN" w:bidi="ar"/>
+              </w:rPr>
+              <w:t>新建任务性能测试</w:t>
+            </w:r>
+          </w:p>
+        </w:tc>
+        <w:tc>
+          <w:tcPr>
+            <w:tcW w:w="2450" w:type="dxa"/>
+            <w:shd w:val="clear" w:color="auto" w:fill="FFFFFF"/>
+            <w:tcMar>
+              <w:top w:w="100" w:type="dxa"/>
+              <w:left w:w="160" w:type="dxa"/>
+              <w:bottom w:w="100" w:type="dxa"/>
+              <w:right w:w="160" w:type="dxa"/>
+            </w:tcMar>
+            <w:vAlign w:val="center"/>
+          </w:tcPr>
+          <w:p>
+            <w:pPr>
+              <w:jc w:val="center"/>
+              <w:rPr>
+                <w:rFonts w:hint="default" w:ascii="Calibri" w:hAnsi="Calibri" w:eastAsia="宋体" w:cs="Times New Roman"/>
+                <w:b w:val="0"/>
+                <w:bCs w:val="0"/>
+                <w:color w:val="000000"/>
+                <w:kern w:val="0"/>
+                <w:sz w:val="24"/>
+                <w:szCs w:val="24"/>
+                <w:lang w:val="en-US" w:eastAsia="zh-CN" w:bidi="ar"/>
+              </w:rPr>
+            </w:pPr>
+            <w:r>
+              <w:rPr>
+                <w:rFonts w:hint="default" w:ascii="Calibri" w:hAnsi="Calibri" w:eastAsia="宋体" w:cs="Times New Roman"/>
+                <w:b w:val="0"/>
+                <w:bCs w:val="0"/>
+                <w:color w:val="000000"/>
+                <w:kern w:val="0"/>
+                <w:sz w:val="24"/>
+                <w:szCs w:val="24"/>
+                <w:lang w:val="en-US" w:eastAsia="zh-CN" w:bidi="ar"/>
+              </w:rPr>
+              <w:t>POST /api/todo/backup?userId=perf_target_user&amp;mode=append</w:t>
+            </w:r>
+          </w:p>
+        </w:tc>
+        <w:tc>
+          <w:tcPr>
+            <w:tcW w:w="833" w:type="dxa"/>
+            <w:shd w:val="clear" w:color="auto" w:fill="FFFFFF"/>
+            <w:tcMar>
+              <w:top w:w="100" w:type="dxa"/>
+              <w:left w:w="160" w:type="dxa"/>
+              <w:bottom w:w="100" w:type="dxa"/>
+              <w:right w:w="160" w:type="dxa"/>
+            </w:tcMar>
+            <w:vAlign w:val="center"/>
+          </w:tcPr>
+          <w:p>
+            <w:pPr>
+              <w:jc w:val="center"/>
+              <w:rPr>
+                <w:rFonts w:hint="default" w:ascii="Calibri" w:hAnsi="Calibri" w:eastAsia="宋体" w:cs="Times New Roman"/>
+                <w:b w:val="0"/>
+                <w:bCs w:val="0"/>
+                <w:color w:val="000000"/>
+                <w:kern w:val="0"/>
+                <w:sz w:val="24"/>
+                <w:szCs w:val="24"/>
+                <w:lang w:val="en-US" w:eastAsia="zh-CN" w:bidi="ar"/>
+              </w:rPr>
+            </w:pPr>
+            <w:r>
+              <w:rPr>
+                <w:rFonts w:hint="default" w:ascii="Calibri" w:hAnsi="Calibri" w:eastAsia="宋体" w:cs="Times New Roman"/>
+                <w:b w:val="0"/>
+                <w:bCs w:val="0"/>
+                <w:color w:val="000000"/>
+                <w:kern w:val="0"/>
+                <w:sz w:val="24"/>
+                <w:szCs w:val="24"/>
+                <w:lang w:val="en-US" w:eastAsia="zh-CN" w:bidi="ar"/>
+              </w:rPr>
+              <w:t>50</w:t>
+            </w:r>
+          </w:p>
+        </w:tc>
+        <w:tc>
+          <w:tcPr>
+            <w:tcW w:w="2489" w:type="dxa"/>
+            <w:shd w:val="clear" w:color="auto" w:fill="FFFFFF"/>
+            <w:tcMar>
+              <w:top w:w="100" w:type="dxa"/>
+              <w:left w:w="160" w:type="dxa"/>
+              <w:bottom w:w="100" w:type="dxa"/>
+              <w:right w:w="0" w:type="dxa"/>
+            </w:tcMar>
+            <w:vAlign w:val="center"/>
+          </w:tcPr>
+          <w:p>
+            <w:pPr>
+              <w:jc w:val="center"/>
+              <w:rPr>
+                <w:rFonts w:hint="default" w:ascii="Calibri" w:hAnsi="Calibri" w:eastAsia="宋体" w:cs="Times New Roman"/>
+                <w:b w:val="0"/>
+                <w:bCs w:val="0"/>
+                <w:color w:val="000000"/>
+                <w:kern w:val="0"/>
+                <w:sz w:val="24"/>
+                <w:szCs w:val="24"/>
+                <w:lang w:val="en-US" w:eastAsia="zh-CN" w:bidi="ar"/>
+              </w:rPr>
+            </w:pPr>
+            <w:r>
+              <w:rPr>
+                <w:rFonts w:hint="default" w:ascii="Calibri" w:hAnsi="Calibri" w:eastAsia="宋体" w:cs="Times New Roman"/>
+                <w:b w:val="0"/>
+                <w:bCs w:val="0"/>
+                <w:color w:val="000000"/>
+                <w:kern w:val="0"/>
+                <w:sz w:val="24"/>
+                <w:szCs w:val="24"/>
+                <w:lang w:val="en-US" w:eastAsia="zh-CN" w:bidi="ar"/>
+              </w:rPr>
+              <w:t>任务追加成功，错误率 ≤ 1%，P95 ≤ 1500ms</w:t>
             </w:r>
           </w:p>
         </w:tc>
@@ -3349,9 +3713,6 @@
         <w:tc>
           <w:tcPr>
             <w:tcW w:w="1248" w:type="dxa"/>
-            <w:tcBorders>
-              <w:top w:val="single" w:color="000000" w:sz="4" w:space="0"/>
-            </w:tcBorders>
             <w:shd w:val="clear" w:color="auto" w:fill="FFFFFF"/>
             <w:tcMar>
               <w:top w:w="100" w:type="dxa"/>
@@ -3386,16 +3747,26 @@
                 <w:szCs w:val="24"/>
                 <w:lang w:val="en-US" w:eastAsia="zh-CN" w:bidi="ar"/>
               </w:rPr>
-              <w:t>PT-001</w:t>
+              <w:t>PT-00</w:t>
+            </w:r>
+            <w:r>
+              <w:rPr>
+                <w:rFonts w:hint="eastAsia" w:ascii="Calibri" w:hAnsi="Calibri" w:eastAsia="宋体" w:cs="Times New Roman"/>
+                <w:b w:val="0"/>
+                <w:bCs w:val="0"/>
+                <w:color w:val="000000"/>
+                <w:kern w:val="0"/>
+                <w:sz w:val="24"/>
+                <w:szCs w:val="24"/>
+                <w:lang w:val="en-US" w:eastAsia="zh-CN" w:bidi="ar"/>
+              </w:rPr>
+              <w:t>3</w:t>
             </w:r>
           </w:p>
         </w:tc>
         <w:tc>
           <w:tcPr>
             <w:tcW w:w="1540" w:type="dxa"/>
-            <w:tcBorders>
-              <w:top w:val="single" w:color="000000" w:sz="4" w:space="0"/>
-            </w:tcBorders>
             <w:shd w:val="clear" w:color="auto" w:fill="FFFFFF"/>
             <w:tcMar>
               <w:top w:w="100" w:type="dxa"/>
@@ -3430,16 +3801,13 @@
                 <w:szCs w:val="24"/>
                 <w:lang w:val="en-US" w:eastAsia="zh-CN" w:bidi="ar"/>
               </w:rPr>
-              <w:t>新建用户性能测试</w:t>
+              <w:t>新建目标性能测试</w:t>
             </w:r>
           </w:p>
         </w:tc>
         <w:tc>
           <w:tcPr>
             <w:tcW w:w="2450" w:type="dxa"/>
-            <w:tcBorders>
-              <w:top w:val="single" w:color="000000" w:sz="4" w:space="0"/>
-            </w:tcBorders>
             <w:shd w:val="clear" w:color="auto" w:fill="FFFFFF"/>
             <w:tcMar>
               <w:top w:w="100" w:type="dxa"/>
@@ -3474,16 +3842,13 @@
                 <w:szCs w:val="24"/>
                 <w:lang w:val="en-US" w:eastAsia="zh-CN" w:bidi="ar"/>
               </w:rPr>
-              <w:t>POST /api/user/login/mock</w:t>
+              <w:t>POST /api/target/backup?userId=perf_task_user</w:t>
             </w:r>
           </w:p>
         </w:tc>
         <w:tc>
           <w:tcPr>
             <w:tcW w:w="833" w:type="dxa"/>
-            <w:tcBorders>
-              <w:top w:val="single" w:color="000000" w:sz="4" w:space="0"/>
-            </w:tcBorders>
             <w:shd w:val="clear" w:color="auto" w:fill="FFFFFF"/>
             <w:tcMar>
               <w:top w:w="100" w:type="dxa"/>
@@ -3525,9 +3890,6 @@
         <w:tc>
           <w:tcPr>
             <w:tcW w:w="2489" w:type="dxa"/>
-            <w:tcBorders>
-              <w:top w:val="single" w:color="000000" w:sz="4" w:space="0"/>
-            </w:tcBorders>
             <w:shd w:val="clear" w:color="auto" w:fill="FFFFFF"/>
             <w:tcMar>
               <w:top w:w="100" w:type="dxa"/>
@@ -3562,7 +3924,7 @@
                 <w:szCs w:val="24"/>
                 <w:lang w:val="en-US" w:eastAsia="zh-CN" w:bidi="ar"/>
               </w:rPr>
-              <w:t>用户创建成功，错误率 ≤ 1%，P95 ≤ 1500ms</w:t>
+              <w:t>目标同步成功，P95 ≤ 1500ms</w:t>
             </w:r>
           </w:p>
         </w:tc>
@@ -3622,7 +3984,20 @@
                 <w:szCs w:val="24"/>
                 <w:lang w:val="en-US" w:eastAsia="zh-CN" w:bidi="ar"/>
               </w:rPr>
-              <w:t>PT-002</w:t>
+              <w:t>PT-00</w:t>
+            </w:r>
+            <w:r>
+              <w:rPr>
+                <w:rFonts w:hint="eastAsia" w:ascii="Calibri" w:hAnsi="Calibri" w:eastAsia="宋体" w:cs="Times New Roman"/>
+                <w:b w:val="0"/>
+                <w:bCs w:val="0"/>
+                <w:color w:val="000000"/>
+                <w:kern w:val="0"/>
+                <w:sz w:val="24"/>
+                <w:szCs w:val="24"/>
+                <w:lang w:val="en-US" w:eastAsia="zh-CN" w:bidi="ar"/>
+              </w:rPr>
+              <w:t>4</w:t>
             </w:r>
           </w:p>
         </w:tc>
@@ -3663,7 +4038,7 @@
                 <w:szCs w:val="24"/>
                 <w:lang w:val="en-US" w:eastAsia="zh-CN" w:bidi="ar"/>
               </w:rPr>
-              <w:t>新建任务性能测试</w:t>
+              <w:t>邮箱保存性能测试</w:t>
             </w:r>
           </w:p>
         </w:tc>
@@ -3704,7 +4079,7 @@
                 <w:szCs w:val="24"/>
                 <w:lang w:val="en-US" w:eastAsia="zh-CN" w:bidi="ar"/>
               </w:rPr>
-              <w:t>POST /api/todo/backup?userId=perf_target_user&amp;mode=append</w:t>
+              <w:t>POST /api/user/reminder-settings</w:t>
             </w:r>
           </w:p>
         </w:tc>
@@ -3736,16 +4111,29 @@
             </w:pPr>
             <w:r>
               <w:rPr>
-                <w:rFonts w:hint="default" w:ascii="Calibri" w:hAnsi="Calibri" w:eastAsia="宋体" w:cs="Times New Roman"/>
-                <w:b w:val="0"/>
-                <w:bCs w:val="0"/>
-                <w:color w:val="000000"/>
-                <w:kern w:val="0"/>
-                <w:sz w:val="24"/>
-                <w:szCs w:val="24"/>
-                <w:lang w:val="en-US" w:eastAsia="zh-CN" w:bidi="ar"/>
-              </w:rPr>
-              <w:t>50</w:t>
+                <w:rFonts w:hint="eastAsia" w:ascii="Calibri" w:hAnsi="Calibri" w:eastAsia="宋体" w:cs="Times New Roman"/>
+                <w:b w:val="0"/>
+                <w:bCs w:val="0"/>
+                <w:color w:val="000000"/>
+                <w:kern w:val="0"/>
+                <w:sz w:val="24"/>
+                <w:szCs w:val="24"/>
+                <w:lang w:val="en-US" w:eastAsia="zh-CN" w:bidi="ar"/>
+              </w:rPr>
+              <w:t>5</w:t>
+            </w:r>
+            <w:r>
+              <w:rPr>
+                <w:rFonts w:hint="default" w:ascii="Calibri" w:hAnsi="Calibri" w:eastAsia="宋体" w:cs="Times New Roman"/>
+                <w:b w:val="0"/>
+                <w:bCs w:val="0"/>
+                <w:color w:val="000000"/>
+                <w:kern w:val="0"/>
+                <w:sz w:val="24"/>
+                <w:szCs w:val="24"/>
+                <w:lang w:val="en-US" w:eastAsia="zh-CN" w:bidi="ar"/>
+              </w:rPr>
+              <w:t>0</w:t>
             </w:r>
           </w:p>
         </w:tc>
@@ -3786,7 +4174,7 @@
                 <w:szCs w:val="24"/>
                 <w:lang w:val="en-US" w:eastAsia="zh-CN" w:bidi="ar"/>
               </w:rPr>
-              <w:t>任务追加成功，错误率 ≤ 1%，P95 ≤ 1500ms</w:t>
+              <w:t>邮箱设置保存成功，错误率 ≤ 1%</w:t>
             </w:r>
           </w:p>
         </w:tc>
@@ -3858,7 +4246,7 @@
                 <w:szCs w:val="24"/>
                 <w:lang w:val="en-US" w:eastAsia="zh-CN" w:bidi="ar"/>
               </w:rPr>
-              <w:t>3</w:t>
+              <w:t>5</w:t>
             </w:r>
           </w:p>
         </w:tc>
@@ -3899,7 +4287,33 @@
                 <w:szCs w:val="24"/>
                 <w:lang w:val="en-US" w:eastAsia="zh-CN" w:bidi="ar"/>
               </w:rPr>
-              <w:t>新建目标性能测试</w:t>
+              <w:t>邮件</w:t>
+            </w:r>
+            <w:r>
+              <w:rPr>
+                <w:rFonts w:hint="eastAsia" w:ascii="Calibri" w:hAnsi="Calibri" w:eastAsia="宋体" w:cs="Times New Roman"/>
+                <w:b w:val="0"/>
+                <w:bCs w:val="0"/>
+                <w:color w:val="000000"/>
+                <w:kern w:val="0"/>
+                <w:sz w:val="24"/>
+                <w:szCs w:val="24"/>
+                <w:lang w:val="en-US" w:eastAsia="zh-CN" w:bidi="ar"/>
+              </w:rPr>
+              <w:t>发送</w:t>
+            </w:r>
+            <w:r>
+              <w:rPr>
+                <w:rFonts w:hint="default" w:ascii="Calibri" w:hAnsi="Calibri" w:eastAsia="宋体" w:cs="Times New Roman"/>
+                <w:b w:val="0"/>
+                <w:bCs w:val="0"/>
+                <w:color w:val="000000"/>
+                <w:kern w:val="0"/>
+                <w:sz w:val="24"/>
+                <w:szCs w:val="24"/>
+                <w:lang w:val="en-US" w:eastAsia="zh-CN" w:bidi="ar"/>
+              </w:rPr>
+              <w:t>性能测试</w:t>
             </w:r>
           </w:p>
         </w:tc>
@@ -3940,7 +4354,7 @@
                 <w:szCs w:val="24"/>
                 <w:lang w:val="en-US" w:eastAsia="zh-CN" w:bidi="ar"/>
               </w:rPr>
-              <w:t>POST /api/target/backup?userId=perf_task_user</w:t>
+              <w:t>POST /api/reminder/test?openid=perf_mail_user</w:t>
             </w:r>
           </w:p>
         </w:tc>
@@ -3981,7 +4395,7 @@
                 <w:szCs w:val="24"/>
                 <w:lang w:val="en-US" w:eastAsia="zh-CN" w:bidi="ar"/>
               </w:rPr>
-              <w:t>50</w:t>
+              <w:t>10</w:t>
             </w:r>
           </w:p>
         </w:tc>
@@ -4022,7 +4436,7 @@
                 <w:szCs w:val="24"/>
                 <w:lang w:val="en-US" w:eastAsia="zh-CN" w:bidi="ar"/>
               </w:rPr>
-              <w:t>目标同步成功，P95 ≤ 1500ms</w:t>
+              <w:t>真实邮件场景 P95 ≤ 5s</w:t>
             </w:r>
           </w:p>
         </w:tc>
@@ -4094,7 +4508,7 @@
                 <w:szCs w:val="24"/>
                 <w:lang w:val="en-US" w:eastAsia="zh-CN" w:bidi="ar"/>
               </w:rPr>
-              <w:t>4</w:t>
+              <w:t>6</w:t>
             </w:r>
           </w:p>
         </w:tc>
@@ -4135,7 +4549,33 @@
                 <w:szCs w:val="24"/>
                 <w:lang w:val="en-US" w:eastAsia="zh-CN" w:bidi="ar"/>
               </w:rPr>
-              <w:t>邮箱保存性能测试</w:t>
+              <w:t>混合业务</w:t>
+            </w:r>
+            <w:r>
+              <w:rPr>
+                <w:rFonts w:hint="eastAsia" w:ascii="Calibri" w:hAnsi="Calibri" w:eastAsia="宋体" w:cs="Times New Roman"/>
+                <w:b w:val="0"/>
+                <w:bCs w:val="0"/>
+                <w:color w:val="000000"/>
+                <w:kern w:val="0"/>
+                <w:sz w:val="24"/>
+                <w:szCs w:val="24"/>
+                <w:lang w:val="en-US" w:eastAsia="zh-CN" w:bidi="ar"/>
+              </w:rPr>
+              <w:t>性能</w:t>
+            </w:r>
+            <w:r>
+              <w:rPr>
+                <w:rFonts w:hint="default" w:ascii="Calibri" w:hAnsi="Calibri" w:eastAsia="宋体" w:cs="Times New Roman"/>
+                <w:b w:val="0"/>
+                <w:bCs w:val="0"/>
+                <w:color w:val="000000"/>
+                <w:kern w:val="0"/>
+                <w:sz w:val="24"/>
+                <w:szCs w:val="24"/>
+                <w:lang w:val="en-US" w:eastAsia="zh-CN" w:bidi="ar"/>
+              </w:rPr>
+              <w:t>测试</w:t>
             </w:r>
           </w:p>
         </w:tc>
@@ -4176,7 +4616,85 @@
                 <w:szCs w:val="24"/>
                 <w:lang w:val="en-US" w:eastAsia="zh-CN" w:bidi="ar"/>
               </w:rPr>
-              <w:t>POST /api/user/reminder-settings</w:t>
+              <w:t>登录</w:t>
+            </w:r>
+            <w:r>
+              <w:rPr>
+                <w:rFonts w:hint="eastAsia" w:ascii="Calibri" w:hAnsi="Calibri" w:eastAsia="宋体" w:cs="Times New Roman"/>
+                <w:b w:val="0"/>
+                <w:bCs w:val="0"/>
+                <w:color w:val="000000"/>
+                <w:kern w:val="0"/>
+                <w:sz w:val="24"/>
+                <w:szCs w:val="24"/>
+                <w:lang w:val="en-US" w:eastAsia="zh-CN" w:bidi="ar"/>
+              </w:rPr>
+              <w:t>--</w:t>
+            </w:r>
+            <w:r>
+              <w:rPr>
+                <w:rFonts w:hint="default" w:ascii="Calibri" w:hAnsi="Calibri" w:eastAsia="宋体" w:cs="Times New Roman"/>
+                <w:b w:val="0"/>
+                <w:bCs w:val="0"/>
+                <w:color w:val="000000"/>
+                <w:kern w:val="0"/>
+                <w:sz w:val="24"/>
+                <w:szCs w:val="24"/>
+                <w:lang w:val="en-US" w:eastAsia="zh-CN" w:bidi="ar"/>
+              </w:rPr>
+              <w:t>新建任务</w:t>
+            </w:r>
+            <w:r>
+              <w:rPr>
+                <w:rFonts w:hint="eastAsia" w:ascii="Calibri" w:hAnsi="Calibri" w:eastAsia="宋体" w:cs="Times New Roman"/>
+                <w:b w:val="0"/>
+                <w:bCs w:val="0"/>
+                <w:color w:val="000000"/>
+                <w:kern w:val="0"/>
+                <w:sz w:val="24"/>
+                <w:szCs w:val="24"/>
+                <w:lang w:val="en-US" w:eastAsia="zh-CN" w:bidi="ar"/>
+              </w:rPr>
+              <w:t>--</w:t>
+            </w:r>
+            <w:r>
+              <w:rPr>
+                <w:rFonts w:hint="default" w:ascii="Calibri" w:hAnsi="Calibri" w:eastAsia="宋体" w:cs="Times New Roman"/>
+                <w:b w:val="0"/>
+                <w:bCs w:val="0"/>
+                <w:color w:val="000000"/>
+                <w:kern w:val="0"/>
+                <w:sz w:val="24"/>
+                <w:szCs w:val="24"/>
+                <w:lang w:val="en-US" w:eastAsia="zh-CN" w:bidi="ar"/>
+              </w:rPr>
+              <w:t>新建目标</w:t>
+            </w:r>
+            <w:r>
+              <w:rPr>
+                <w:rFonts w:hint="eastAsia" w:ascii="Calibri" w:hAnsi="Calibri" w:eastAsia="宋体" w:cs="Times New Roman"/>
+                <w:b w:val="0"/>
+                <w:bCs w:val="0"/>
+                <w:color w:val="000000"/>
+                <w:kern w:val="0"/>
+                <w:sz w:val="24"/>
+                <w:szCs w:val="24"/>
+                <w:lang w:val="en-US" w:eastAsia="zh-CN" w:bidi="ar"/>
+              </w:rPr>
+              <w:t>--保存邮箱--</w:t>
+            </w:r>
+            <w:r>
+              <w:rPr>
+                <w:rFonts w:hint="default" w:ascii="Calibri" w:hAnsi="Calibri" w:eastAsia="宋体" w:cs="Times New Roman"/>
+                <w:b w:val="0"/>
+                <w:bCs w:val="0"/>
+                <w:color w:val="000000"/>
+                <w:kern w:val="0"/>
+                <w:sz w:val="24"/>
+                <w:szCs w:val="24"/>
+                <w:lang w:val="en-US" w:eastAsia="zh-CN" w:bidi="ar"/>
+              </w:rPr>
+              <w:t>邮箱提醒</w:t>
             </w:r>
           </w:p>
         </w:tc>
@@ -4208,29 +4726,16 @@
             </w:pPr>
             <w:r>
               <w:rPr>
-                <w:rFonts w:hint="eastAsia" w:ascii="Calibri" w:hAnsi="Calibri" w:eastAsia="宋体" w:cs="Times New Roman"/>
-                <w:b w:val="0"/>
-                <w:bCs w:val="0"/>
-                <w:color w:val="000000"/>
-                <w:kern w:val="0"/>
-                <w:sz w:val="24"/>
-                <w:szCs w:val="24"/>
-                <w:lang w:val="en-US" w:eastAsia="zh-CN" w:bidi="ar"/>
-              </w:rPr>
-              <w:t>5</w:t>
-            </w:r>
-            <w:r>
-              <w:rPr>
-                <w:rFonts w:hint="default" w:ascii="Calibri" w:hAnsi="Calibri" w:eastAsia="宋体" w:cs="Times New Roman"/>
-                <w:b w:val="0"/>
-                <w:bCs w:val="0"/>
-                <w:color w:val="000000"/>
-                <w:kern w:val="0"/>
-                <w:sz w:val="24"/>
-                <w:szCs w:val="24"/>
-                <w:lang w:val="en-US" w:eastAsia="zh-CN" w:bidi="ar"/>
-              </w:rPr>
-              <w:t>0</w:t>
+                <w:rFonts w:hint="default" w:ascii="Calibri" w:hAnsi="Calibri" w:eastAsia="宋体" w:cs="Times New Roman"/>
+                <w:b w:val="0"/>
+                <w:bCs w:val="0"/>
+                <w:color w:val="000000"/>
+                <w:kern w:val="0"/>
+                <w:sz w:val="24"/>
+                <w:szCs w:val="24"/>
+                <w:lang w:val="en-US" w:eastAsia="zh-CN" w:bidi="ar"/>
+              </w:rPr>
+              <w:t>50</w:t>
             </w:r>
           </w:p>
         </w:tc>
@@ -4271,7 +4776,7 @@
                 <w:szCs w:val="24"/>
                 <w:lang w:val="en-US" w:eastAsia="zh-CN" w:bidi="ar"/>
               </w:rPr>
-              <w:t>邮箱设置保存成功，错误率 ≤ 1%</w:t>
+              <w:t>业务链路完整成功，整体错误率 ≤ 1%</w:t>
             </w:r>
           </w:p>
         </w:tc>
@@ -4286,609 +4791,6 @@
             <w:insideH w:val="none" w:color="auto" w:sz="0" w:space="0"/>
             <w:insideV w:val="none" w:color="auto" w:sz="0" w:space="0"/>
           </w:tblBorders>
-          <w:tblCellMar>
-            <w:top w:w="15" w:type="dxa"/>
-            <w:left w:w="15" w:type="dxa"/>
-            <w:bottom w:w="15" w:type="dxa"/>
-            <w:right w:w="15" w:type="dxa"/>
-          </w:tblCellMar>
-        </w:tblPrEx>
-        <w:tc>
-          <w:tcPr>
-            <w:tcW w:w="1248" w:type="dxa"/>
-            <w:shd w:val="clear" w:color="auto" w:fill="FFFFFF"/>
-            <w:tcMar>
-              <w:top w:w="100" w:type="dxa"/>
-              <w:left w:w="0" w:type="dxa"/>
-              <w:bottom w:w="100" w:type="dxa"/>
-              <w:right w:w="160" w:type="dxa"/>
-            </w:tcMar>
-            <w:vAlign w:val="center"/>
-          </w:tcPr>
-          <w:p>
-            <w:pPr>
-              <w:jc w:val="center"/>
-              <w:rPr>
-                <w:rFonts w:hint="default" w:ascii="Calibri" w:hAnsi="Calibri" w:eastAsia="宋体" w:cs="Times New Roman"/>
-                <w:b w:val="0"/>
-                <w:bCs w:val="0"/>
-                <w:color w:val="000000"/>
-                <w:kern w:val="0"/>
-                <w:sz w:val="24"/>
-                <w:szCs w:val="24"/>
-                <w:lang w:val="en-US" w:eastAsia="zh-CN" w:bidi="ar"/>
-              </w:rPr>
-            </w:pPr>
-            <w:r>
-              <w:rPr>
-                <w:rFonts w:hint="default" w:ascii="Calibri" w:hAnsi="Calibri" w:eastAsia="宋体" w:cs="Times New Roman"/>
-                <w:b w:val="0"/>
-                <w:bCs w:val="0"/>
-                <w:color w:val="000000"/>
-                <w:kern w:val="0"/>
-                <w:sz w:val="24"/>
-                <w:szCs w:val="24"/>
-                <w:lang w:val="en-US" w:eastAsia="zh-CN" w:bidi="ar"/>
-              </w:rPr>
-              <w:t>PT-00</w:t>
-            </w:r>
-            <w:r>
-              <w:rPr>
-                <w:rFonts w:hint="eastAsia" w:ascii="Calibri" w:hAnsi="Calibri" w:eastAsia="宋体" w:cs="Times New Roman"/>
-                <w:b w:val="0"/>
-                <w:bCs w:val="0"/>
-                <w:color w:val="000000"/>
-                <w:kern w:val="0"/>
-                <w:sz w:val="24"/>
-                <w:szCs w:val="24"/>
-                <w:lang w:val="en-US" w:eastAsia="zh-CN" w:bidi="ar"/>
-              </w:rPr>
-              <w:t>5</w:t>
-            </w:r>
-          </w:p>
-        </w:tc>
-        <w:tc>
-          <w:tcPr>
-            <w:tcW w:w="1540" w:type="dxa"/>
-            <w:shd w:val="clear" w:color="auto" w:fill="FFFFFF"/>
-            <w:tcMar>
-              <w:top w:w="100" w:type="dxa"/>
-              <w:left w:w="160" w:type="dxa"/>
-              <w:bottom w:w="100" w:type="dxa"/>
-              <w:right w:w="160" w:type="dxa"/>
-            </w:tcMar>
-            <w:vAlign w:val="center"/>
-          </w:tcPr>
-          <w:p>
-            <w:pPr>
-              <w:jc w:val="center"/>
-              <w:rPr>
-                <w:rFonts w:hint="default" w:ascii="Calibri" w:hAnsi="Calibri" w:eastAsia="宋体" w:cs="Times New Roman"/>
-                <w:b w:val="0"/>
-                <w:bCs w:val="0"/>
-                <w:color w:val="000000"/>
-                <w:kern w:val="0"/>
-                <w:sz w:val="24"/>
-                <w:szCs w:val="24"/>
-                <w:lang w:val="en-US" w:eastAsia="zh-CN" w:bidi="ar"/>
-              </w:rPr>
-            </w:pPr>
-            <w:r>
-              <w:rPr>
-                <w:rFonts w:hint="default" w:ascii="Calibri" w:hAnsi="Calibri" w:eastAsia="宋体" w:cs="Times New Roman"/>
-                <w:b w:val="0"/>
-                <w:bCs w:val="0"/>
-                <w:color w:val="000000"/>
-                <w:kern w:val="0"/>
-                <w:sz w:val="24"/>
-                <w:szCs w:val="24"/>
-                <w:lang w:val="en-US" w:eastAsia="zh-CN" w:bidi="ar"/>
-              </w:rPr>
-              <w:t>邮件</w:t>
-            </w:r>
-            <w:r>
-              <w:rPr>
-                <w:rFonts w:hint="eastAsia" w:ascii="Calibri" w:hAnsi="Calibri" w:eastAsia="宋体" w:cs="Times New Roman"/>
-                <w:b w:val="0"/>
-                <w:bCs w:val="0"/>
-                <w:color w:val="000000"/>
-                <w:kern w:val="0"/>
-                <w:sz w:val="24"/>
-                <w:szCs w:val="24"/>
-                <w:lang w:val="en-US" w:eastAsia="zh-CN" w:bidi="ar"/>
-              </w:rPr>
-              <w:t>发送</w:t>
-            </w:r>
-            <w:r>
-              <w:rPr>
-                <w:rFonts w:hint="default" w:ascii="Calibri" w:hAnsi="Calibri" w:eastAsia="宋体" w:cs="Times New Roman"/>
-                <w:b w:val="0"/>
-                <w:bCs w:val="0"/>
-                <w:color w:val="000000"/>
-                <w:kern w:val="0"/>
-                <w:sz w:val="24"/>
-                <w:szCs w:val="24"/>
-                <w:lang w:val="en-US" w:eastAsia="zh-CN" w:bidi="ar"/>
-              </w:rPr>
-              <w:t>性能测试</w:t>
-            </w:r>
-          </w:p>
-        </w:tc>
-        <w:tc>
-          <w:tcPr>
-            <w:tcW w:w="2450" w:type="dxa"/>
-            <w:shd w:val="clear" w:color="auto" w:fill="FFFFFF"/>
-            <w:tcMar>
-              <w:top w:w="100" w:type="dxa"/>
-              <w:left w:w="160" w:type="dxa"/>
-              <w:bottom w:w="100" w:type="dxa"/>
-              <w:right w:w="160" w:type="dxa"/>
-            </w:tcMar>
-            <w:vAlign w:val="center"/>
-          </w:tcPr>
-          <w:p>
-            <w:pPr>
-              <w:jc w:val="center"/>
-              <w:rPr>
-                <w:rFonts w:hint="default" w:ascii="Calibri" w:hAnsi="Calibri" w:eastAsia="宋体" w:cs="Times New Roman"/>
-                <w:b w:val="0"/>
-                <w:bCs w:val="0"/>
-                <w:color w:val="000000"/>
-                <w:kern w:val="0"/>
-                <w:sz w:val="24"/>
-                <w:szCs w:val="24"/>
-                <w:lang w:val="en-US" w:eastAsia="zh-CN" w:bidi="ar"/>
-              </w:rPr>
-            </w:pPr>
-            <w:r>
-              <w:rPr>
-                <w:rFonts w:hint="default" w:ascii="Calibri" w:hAnsi="Calibri" w:eastAsia="宋体" w:cs="Times New Roman"/>
-                <w:b w:val="0"/>
-                <w:bCs w:val="0"/>
-                <w:color w:val="000000"/>
-                <w:kern w:val="0"/>
-                <w:sz w:val="24"/>
-                <w:szCs w:val="24"/>
-                <w:lang w:val="en-US" w:eastAsia="zh-CN" w:bidi="ar"/>
-              </w:rPr>
-              <w:t>POST /api/reminder/test?openid=perf_mail_user</w:t>
-            </w:r>
-          </w:p>
-        </w:tc>
-        <w:tc>
-          <w:tcPr>
-            <w:tcW w:w="833" w:type="dxa"/>
-            <w:shd w:val="clear" w:color="auto" w:fill="FFFFFF"/>
-            <w:tcMar>
-              <w:top w:w="100" w:type="dxa"/>
-              <w:left w:w="160" w:type="dxa"/>
-              <w:bottom w:w="100" w:type="dxa"/>
-              <w:right w:w="160" w:type="dxa"/>
-            </w:tcMar>
-            <w:vAlign w:val="center"/>
-          </w:tcPr>
-          <w:p>
-            <w:pPr>
-              <w:jc w:val="center"/>
-              <w:rPr>
-                <w:rFonts w:hint="default" w:ascii="Calibri" w:hAnsi="Calibri" w:eastAsia="宋体" w:cs="Times New Roman"/>
-                <w:b w:val="0"/>
-                <w:bCs w:val="0"/>
-                <w:color w:val="000000"/>
-                <w:kern w:val="0"/>
-                <w:sz w:val="24"/>
-                <w:szCs w:val="24"/>
-                <w:lang w:val="en-US" w:eastAsia="zh-CN" w:bidi="ar"/>
-              </w:rPr>
-            </w:pPr>
-            <w:r>
-              <w:rPr>
-                <w:rFonts w:hint="default" w:ascii="Calibri" w:hAnsi="Calibri" w:eastAsia="宋体" w:cs="Times New Roman"/>
-                <w:b w:val="0"/>
-                <w:bCs w:val="0"/>
-                <w:color w:val="000000"/>
-                <w:kern w:val="0"/>
-                <w:sz w:val="24"/>
-                <w:szCs w:val="24"/>
-                <w:lang w:val="en-US" w:eastAsia="zh-CN" w:bidi="ar"/>
-              </w:rPr>
-              <w:t>10</w:t>
-            </w:r>
-          </w:p>
-        </w:tc>
-        <w:tc>
-          <w:tcPr>
-            <w:tcW w:w="2489" w:type="dxa"/>
-            <w:shd w:val="clear" w:color="auto" w:fill="FFFFFF"/>
-            <w:tcMar>
-              <w:top w:w="100" w:type="dxa"/>
-              <w:left w:w="160" w:type="dxa"/>
-              <w:bottom w:w="100" w:type="dxa"/>
-              <w:right w:w="0" w:type="dxa"/>
-            </w:tcMar>
-            <w:vAlign w:val="center"/>
-          </w:tcPr>
-          <w:p>
-            <w:pPr>
-              <w:jc w:val="center"/>
-              <w:rPr>
-                <w:rFonts w:hint="default" w:ascii="Calibri" w:hAnsi="Calibri" w:eastAsia="宋体" w:cs="Times New Roman"/>
-                <w:b w:val="0"/>
-                <w:bCs w:val="0"/>
-                <w:color w:val="000000"/>
-                <w:kern w:val="0"/>
-                <w:sz w:val="24"/>
-                <w:szCs w:val="24"/>
-                <w:lang w:val="en-US" w:eastAsia="zh-CN" w:bidi="ar"/>
-              </w:rPr>
-            </w:pPr>
-            <w:r>
-              <w:rPr>
-                <w:rFonts w:hint="default" w:ascii="Calibri" w:hAnsi="Calibri" w:eastAsia="宋体" w:cs="Times New Roman"/>
-                <w:b w:val="0"/>
-                <w:bCs w:val="0"/>
-                <w:color w:val="000000"/>
-                <w:kern w:val="0"/>
-                <w:sz w:val="24"/>
-                <w:szCs w:val="24"/>
-                <w:lang w:val="en-US" w:eastAsia="zh-CN" w:bidi="ar"/>
-              </w:rPr>
-              <w:t>扫描成功；真实邮件场景 P95 ≤ 5s</w:t>
-            </w:r>
-          </w:p>
-        </w:tc>
-      </w:tr>
-      <w:tr>
-        <w:tblPrEx>
-          <w:tblBorders>
-            <w:top w:val="none" w:color="auto" w:sz="0" w:space="0"/>
-            <w:left w:val="none" w:color="auto" w:sz="0" w:space="0"/>
-            <w:bottom w:val="none" w:color="auto" w:sz="0" w:space="0"/>
-            <w:right w:val="none" w:color="auto" w:sz="0" w:space="0"/>
-            <w:insideH w:val="none" w:color="auto" w:sz="0" w:space="0"/>
-            <w:insideV w:val="none" w:color="auto" w:sz="0" w:space="0"/>
-          </w:tblBorders>
-          <w:tblCellMar>
-            <w:top w:w="15" w:type="dxa"/>
-            <w:left w:w="15" w:type="dxa"/>
-            <w:bottom w:w="15" w:type="dxa"/>
-            <w:right w:w="15" w:type="dxa"/>
-          </w:tblCellMar>
-        </w:tblPrEx>
-        <w:tc>
-          <w:tcPr>
-            <w:tcW w:w="1248" w:type="dxa"/>
-            <w:shd w:val="clear" w:color="auto" w:fill="FFFFFF"/>
-            <w:tcMar>
-              <w:top w:w="100" w:type="dxa"/>
-              <w:left w:w="0" w:type="dxa"/>
-              <w:bottom w:w="100" w:type="dxa"/>
-              <w:right w:w="160" w:type="dxa"/>
-            </w:tcMar>
-            <w:vAlign w:val="center"/>
-          </w:tcPr>
-          <w:p>
-            <w:pPr>
-              <w:jc w:val="center"/>
-              <w:rPr>
-                <w:rFonts w:hint="default" w:ascii="Calibri" w:hAnsi="Calibri" w:eastAsia="宋体" w:cs="Times New Roman"/>
-                <w:b w:val="0"/>
-                <w:bCs w:val="0"/>
-                <w:color w:val="000000"/>
-                <w:kern w:val="0"/>
-                <w:sz w:val="24"/>
-                <w:szCs w:val="24"/>
-                <w:lang w:val="en-US" w:eastAsia="zh-CN" w:bidi="ar"/>
-              </w:rPr>
-            </w:pPr>
-            <w:r>
-              <w:rPr>
-                <w:rFonts w:hint="default" w:ascii="Calibri" w:hAnsi="Calibri" w:eastAsia="宋体" w:cs="Times New Roman"/>
-                <w:b w:val="0"/>
-                <w:bCs w:val="0"/>
-                <w:color w:val="000000"/>
-                <w:kern w:val="0"/>
-                <w:sz w:val="24"/>
-                <w:szCs w:val="24"/>
-                <w:lang w:val="en-US" w:eastAsia="zh-CN" w:bidi="ar"/>
-              </w:rPr>
-              <w:t>PT-00</w:t>
-            </w:r>
-            <w:r>
-              <w:rPr>
-                <w:rFonts w:hint="eastAsia" w:ascii="Calibri" w:hAnsi="Calibri" w:eastAsia="宋体" w:cs="Times New Roman"/>
-                <w:b w:val="0"/>
-                <w:bCs w:val="0"/>
-                <w:color w:val="000000"/>
-                <w:kern w:val="0"/>
-                <w:sz w:val="24"/>
-                <w:szCs w:val="24"/>
-                <w:lang w:val="en-US" w:eastAsia="zh-CN" w:bidi="ar"/>
-              </w:rPr>
-              <w:t>6</w:t>
-            </w:r>
-          </w:p>
-        </w:tc>
-        <w:tc>
-          <w:tcPr>
-            <w:tcW w:w="1540" w:type="dxa"/>
-            <w:shd w:val="clear" w:color="auto" w:fill="FFFFFF"/>
-            <w:tcMar>
-              <w:top w:w="100" w:type="dxa"/>
-              <w:left w:w="160" w:type="dxa"/>
-              <w:bottom w:w="100" w:type="dxa"/>
-              <w:right w:w="160" w:type="dxa"/>
-            </w:tcMar>
-            <w:vAlign w:val="center"/>
-          </w:tcPr>
-          <w:p>
-            <w:pPr>
-              <w:jc w:val="center"/>
-              <w:rPr>
-                <w:rFonts w:hint="default" w:ascii="Calibri" w:hAnsi="Calibri" w:eastAsia="宋体" w:cs="Times New Roman"/>
-                <w:b w:val="0"/>
-                <w:bCs w:val="0"/>
-                <w:color w:val="000000"/>
-                <w:kern w:val="0"/>
-                <w:sz w:val="24"/>
-                <w:szCs w:val="24"/>
-                <w:lang w:val="en-US" w:eastAsia="zh-CN" w:bidi="ar"/>
-              </w:rPr>
-            </w:pPr>
-            <w:r>
-              <w:rPr>
-                <w:rFonts w:hint="default" w:ascii="Calibri" w:hAnsi="Calibri" w:eastAsia="宋体" w:cs="Times New Roman"/>
-                <w:b w:val="0"/>
-                <w:bCs w:val="0"/>
-                <w:color w:val="000000"/>
-                <w:kern w:val="0"/>
-                <w:sz w:val="24"/>
-                <w:szCs w:val="24"/>
-                <w:lang w:val="en-US" w:eastAsia="zh-CN" w:bidi="ar"/>
-              </w:rPr>
-              <w:t>混合业务</w:t>
-            </w:r>
-            <w:r>
-              <w:rPr>
-                <w:rFonts w:hint="eastAsia" w:ascii="Calibri" w:hAnsi="Calibri" w:eastAsia="宋体" w:cs="Times New Roman"/>
-                <w:b w:val="0"/>
-                <w:bCs w:val="0"/>
-                <w:color w:val="000000"/>
-                <w:kern w:val="0"/>
-                <w:sz w:val="24"/>
-                <w:szCs w:val="24"/>
-                <w:lang w:val="en-US" w:eastAsia="zh-CN" w:bidi="ar"/>
-              </w:rPr>
-              <w:t>性能</w:t>
-            </w:r>
-            <w:r>
-              <w:rPr>
-                <w:rFonts w:hint="default" w:ascii="Calibri" w:hAnsi="Calibri" w:eastAsia="宋体" w:cs="Times New Roman"/>
-                <w:b w:val="0"/>
-                <w:bCs w:val="0"/>
-                <w:color w:val="000000"/>
-                <w:kern w:val="0"/>
-                <w:sz w:val="24"/>
-                <w:szCs w:val="24"/>
-                <w:lang w:val="en-US" w:eastAsia="zh-CN" w:bidi="ar"/>
-              </w:rPr>
-              <w:t>测试</w:t>
-            </w:r>
-          </w:p>
-        </w:tc>
-        <w:tc>
-          <w:tcPr>
-            <w:tcW w:w="2450" w:type="dxa"/>
-            <w:shd w:val="clear" w:color="auto" w:fill="FFFFFF"/>
-            <w:tcMar>
-              <w:top w:w="100" w:type="dxa"/>
-              <w:left w:w="160" w:type="dxa"/>
-              <w:bottom w:w="100" w:type="dxa"/>
-              <w:right w:w="160" w:type="dxa"/>
-            </w:tcMar>
-            <w:vAlign w:val="center"/>
-          </w:tcPr>
-          <w:p>
-            <w:pPr>
-              <w:jc w:val="center"/>
-              <w:rPr>
-                <w:rFonts w:hint="default" w:ascii="Calibri" w:hAnsi="Calibri" w:eastAsia="宋体" w:cs="Times New Roman"/>
-                <w:b w:val="0"/>
-                <w:bCs w:val="0"/>
-                <w:color w:val="000000"/>
-                <w:kern w:val="0"/>
-                <w:sz w:val="24"/>
-                <w:szCs w:val="24"/>
-                <w:lang w:val="en-US" w:eastAsia="zh-CN" w:bidi="ar"/>
-              </w:rPr>
-            </w:pPr>
-            <w:r>
-              <w:rPr>
-                <w:rFonts w:hint="default" w:ascii="Calibri" w:hAnsi="Calibri" w:eastAsia="宋体" w:cs="Times New Roman"/>
-                <w:b w:val="0"/>
-                <w:bCs w:val="0"/>
-                <w:color w:val="000000"/>
-                <w:kern w:val="0"/>
-                <w:sz w:val="24"/>
-                <w:szCs w:val="24"/>
-                <w:lang w:val="en-US" w:eastAsia="zh-CN" w:bidi="ar"/>
-              </w:rPr>
-              <w:t>登录</w:t>
-            </w:r>
-            <w:r>
-              <w:rPr>
-                <w:rFonts w:hint="eastAsia" w:ascii="Calibri" w:hAnsi="Calibri" w:eastAsia="宋体" w:cs="Times New Roman"/>
-                <w:b w:val="0"/>
-                <w:bCs w:val="0"/>
-                <w:color w:val="000000"/>
-                <w:kern w:val="0"/>
-                <w:sz w:val="24"/>
-                <w:szCs w:val="24"/>
-                <w:lang w:val="en-US" w:eastAsia="zh-CN" w:bidi="ar"/>
-              </w:rPr>
-              <w:t>--</w:t>
-            </w:r>
-            <w:r>
-              <w:rPr>
-                <w:rFonts w:hint="default" w:ascii="Calibri" w:hAnsi="Calibri" w:eastAsia="宋体" w:cs="Times New Roman"/>
-                <w:b w:val="0"/>
-                <w:bCs w:val="0"/>
-                <w:color w:val="000000"/>
-                <w:kern w:val="0"/>
-                <w:sz w:val="24"/>
-                <w:szCs w:val="24"/>
-                <w:lang w:val="en-US" w:eastAsia="zh-CN" w:bidi="ar"/>
-              </w:rPr>
-              <w:t>新建任务</w:t>
-            </w:r>
-            <w:r>
-              <w:rPr>
-                <w:rFonts w:hint="eastAsia" w:ascii="Calibri" w:hAnsi="Calibri" w:eastAsia="宋体" w:cs="Times New Roman"/>
-                <w:b w:val="0"/>
-                <w:bCs w:val="0"/>
-                <w:color w:val="000000"/>
-                <w:kern w:val="0"/>
-                <w:sz w:val="24"/>
-                <w:szCs w:val="24"/>
-                <w:lang w:val="en-US" w:eastAsia="zh-CN" w:bidi="ar"/>
-              </w:rPr>
-              <w:t>--</w:t>
-            </w:r>
-            <w:r>
-              <w:rPr>
-                <w:rFonts w:hint="default" w:ascii="Calibri" w:hAnsi="Calibri" w:eastAsia="宋体" w:cs="Times New Roman"/>
-                <w:b w:val="0"/>
-                <w:bCs w:val="0"/>
-                <w:color w:val="000000"/>
-                <w:kern w:val="0"/>
-                <w:sz w:val="24"/>
-                <w:szCs w:val="24"/>
-                <w:lang w:val="en-US" w:eastAsia="zh-CN" w:bidi="ar"/>
-              </w:rPr>
-              <w:t>新建目标</w:t>
-            </w:r>
-            <w:r>
-              <w:rPr>
-                <w:rFonts w:hint="eastAsia" w:ascii="Calibri" w:hAnsi="Calibri" w:eastAsia="宋体" w:cs="Times New Roman"/>
-                <w:b w:val="0"/>
-                <w:bCs w:val="0"/>
-                <w:color w:val="000000"/>
-                <w:kern w:val="0"/>
-                <w:sz w:val="24"/>
-                <w:szCs w:val="24"/>
-                <w:lang w:val="en-US" w:eastAsia="zh-CN" w:bidi="ar"/>
-              </w:rPr>
-              <w:t>--保存邮箱--</w:t>
-            </w:r>
-            <w:r>
-              <w:rPr>
-                <w:rFonts w:hint="default" w:ascii="Calibri" w:hAnsi="Calibri" w:eastAsia="宋体" w:cs="Times New Roman"/>
-                <w:b w:val="0"/>
-                <w:bCs w:val="0"/>
-                <w:color w:val="000000"/>
-                <w:kern w:val="0"/>
-                <w:sz w:val="24"/>
-                <w:szCs w:val="24"/>
-                <w:lang w:val="en-US" w:eastAsia="zh-CN" w:bidi="ar"/>
-              </w:rPr>
-              <w:t>邮箱提醒</w:t>
-            </w:r>
-          </w:p>
-        </w:tc>
-        <w:tc>
-          <w:tcPr>
-            <w:tcW w:w="833" w:type="dxa"/>
-            <w:shd w:val="clear" w:color="auto" w:fill="FFFFFF"/>
-            <w:tcMar>
-              <w:top w:w="100" w:type="dxa"/>
-              <w:left w:w="160" w:type="dxa"/>
-              <w:bottom w:w="100" w:type="dxa"/>
-              <w:right w:w="160" w:type="dxa"/>
-            </w:tcMar>
-            <w:vAlign w:val="center"/>
-          </w:tcPr>
-          <w:p>
-            <w:pPr>
-              <w:jc w:val="center"/>
-              <w:rPr>
-                <w:rFonts w:hint="default" w:ascii="Calibri" w:hAnsi="Calibri" w:eastAsia="宋体" w:cs="Times New Roman"/>
-                <w:b w:val="0"/>
-                <w:bCs w:val="0"/>
-                <w:color w:val="000000"/>
-                <w:kern w:val="0"/>
-                <w:sz w:val="24"/>
-                <w:szCs w:val="24"/>
-                <w:lang w:val="en-US" w:eastAsia="zh-CN" w:bidi="ar"/>
-              </w:rPr>
-            </w:pPr>
-            <w:r>
-              <w:rPr>
-                <w:rFonts w:hint="default" w:ascii="Calibri" w:hAnsi="Calibri" w:eastAsia="宋体" w:cs="Times New Roman"/>
-                <w:b w:val="0"/>
-                <w:bCs w:val="0"/>
-                <w:color w:val="000000"/>
-                <w:kern w:val="0"/>
-                <w:sz w:val="24"/>
-                <w:szCs w:val="24"/>
-                <w:lang w:val="en-US" w:eastAsia="zh-CN" w:bidi="ar"/>
-              </w:rPr>
-              <w:t>50</w:t>
-            </w:r>
-          </w:p>
-        </w:tc>
-        <w:tc>
-          <w:tcPr>
-            <w:tcW w:w="2489" w:type="dxa"/>
-            <w:shd w:val="clear" w:color="auto" w:fill="FFFFFF"/>
-            <w:tcMar>
-              <w:top w:w="100" w:type="dxa"/>
-              <w:left w:w="160" w:type="dxa"/>
-              <w:bottom w:w="100" w:type="dxa"/>
-              <w:right w:w="0" w:type="dxa"/>
-            </w:tcMar>
-            <w:vAlign w:val="center"/>
-          </w:tcPr>
-          <w:p>
-            <w:pPr>
-              <w:jc w:val="center"/>
-              <w:rPr>
-                <w:rFonts w:hint="default" w:ascii="Calibri" w:hAnsi="Calibri" w:eastAsia="宋体" w:cs="Times New Roman"/>
-                <w:b w:val="0"/>
-                <w:bCs w:val="0"/>
-                <w:color w:val="000000"/>
-                <w:kern w:val="0"/>
-                <w:sz w:val="24"/>
-                <w:szCs w:val="24"/>
-                <w:lang w:val="en-US" w:eastAsia="zh-CN" w:bidi="ar"/>
-              </w:rPr>
-            </w:pPr>
-            <w:r>
-              <w:rPr>
-                <w:rFonts w:hint="default" w:ascii="Calibri" w:hAnsi="Calibri" w:eastAsia="宋体" w:cs="Times New Roman"/>
-                <w:b w:val="0"/>
-                <w:bCs w:val="0"/>
-                <w:color w:val="000000"/>
-                <w:kern w:val="0"/>
-                <w:sz w:val="24"/>
-                <w:szCs w:val="24"/>
-                <w:lang w:val="en-US" w:eastAsia="zh-CN" w:bidi="ar"/>
-              </w:rPr>
-              <w:t>业务链路完整成功，整体错误率 ≤ 1%</w:t>
-            </w:r>
-          </w:p>
-        </w:tc>
-      </w:tr>
-      <w:tr>
-        <w:tblPrEx>
-          <w:tblBorders>
-            <w:top w:val="none" w:color="auto" w:sz="0" w:space="0"/>
-            <w:left w:val="none" w:color="auto" w:sz="0" w:space="0"/>
-            <w:bottom w:val="none" w:color="auto" w:sz="0" w:space="0"/>
-            <w:right w:val="none" w:color="auto" w:sz="0" w:space="0"/>
-            <w:insideH w:val="none" w:color="auto" w:sz="0" w:space="0"/>
-            <w:insideV w:val="none" w:color="auto" w:sz="0" w:space="0"/>
-          </w:tblBorders>
-          <w:shd w:val="clear" w:color="auto" w:fill="FFFFFF"/>
           <w:tblCellMar>
             <w:top w:w="15" w:type="dxa"/>
             <w:left w:w="15" w:type="dxa"/>
@@ -5754,8 +5656,8 @@
       <w:tblGrid>
         <w:gridCol w:w="1259"/>
         <w:gridCol w:w="618"/>
-        <w:gridCol w:w="2045"/>
-        <w:gridCol w:w="800"/>
+        <w:gridCol w:w="1855"/>
+        <w:gridCol w:w="990"/>
         <w:gridCol w:w="764"/>
         <w:gridCol w:w="1241"/>
         <w:gridCol w:w="1097"/>
@@ -5875,7 +5777,7 @@
         </w:tc>
         <w:tc>
           <w:tcPr>
-            <w:tcW w:w="2045" w:type="dxa"/>
+            <w:tcW w:w="1855" w:type="dxa"/>
             <w:tcBorders>
               <w:top w:val="single" w:color="000000" w:sz="12" w:space="0"/>
               <w:bottom w:val="single" w:color="000000" w:sz="4" w:space="0"/>
@@ -5920,7 +5822,7 @@
         </w:tc>
         <w:tc>
           <w:tcPr>
-            <w:tcW w:w="800" w:type="dxa"/>
+            <w:tcW w:w="990" w:type="dxa"/>
             <w:tcBorders>
               <w:top w:val="single" w:color="000000" w:sz="12" w:space="0"/>
               <w:bottom w:val="single" w:color="000000" w:sz="4" w:space="0"/>
@@ -5936,8 +5838,7 @@
           </w:tcPr>
           <w:p>
             <w:pPr>
-              <w:ind w:firstLine="482" w:firstLineChars="200"/>
-              <w:jc w:val="center"/>
+              <w:jc w:val="both"/>
               <w:rPr>
                 <w:rFonts w:hint="default" w:ascii="Calibri" w:hAnsi="Calibri" w:eastAsia="宋体" w:cs="Times New Roman"/>
                 <w:b/>
@@ -5965,8 +5866,7 @@
           </w:p>
           <w:p>
             <w:pPr>
-              <w:ind w:firstLine="482" w:firstLineChars="200"/>
-              <w:jc w:val="center"/>
+              <w:jc w:val="both"/>
               <w:rPr>
                 <w:rFonts w:hint="default" w:ascii="Calibri" w:hAnsi="Calibri" w:eastAsia="宋体" w:cs="Times New Roman"/>
                 <w:b/>
@@ -6011,8 +5911,7 @@
           </w:tcPr>
           <w:p>
             <w:pPr>
-              <w:ind w:firstLine="482" w:firstLineChars="200"/>
-              <w:jc w:val="center"/>
+              <w:jc w:val="both"/>
               <w:rPr>
                 <w:rFonts w:hint="default" w:ascii="Calibri" w:hAnsi="Calibri" w:eastAsia="宋体" w:cs="Times New Roman"/>
                 <w:b/>
@@ -6040,8 +5939,7 @@
           </w:p>
           <w:p>
             <w:pPr>
-              <w:ind w:firstLine="482" w:firstLineChars="200"/>
-              <w:jc w:val="center"/>
+              <w:jc w:val="both"/>
               <w:rPr>
                 <w:rFonts w:hint="default" w:ascii="Calibri" w:hAnsi="Calibri" w:eastAsia="宋体" w:cs="Times New Roman"/>
                 <w:b/>
@@ -6325,7 +6223,7 @@
         </w:tc>
         <w:tc>
           <w:tcPr>
-            <w:tcW w:w="2045" w:type="dxa"/>
+            <w:tcW w:w="1855" w:type="dxa"/>
             <w:tcBorders>
               <w:top w:val="single" w:color="000000" w:sz="4" w:space="0"/>
             </w:tcBorders>
@@ -6369,7 +6267,7 @@
         </w:tc>
         <w:tc>
           <w:tcPr>
-            <w:tcW w:w="800" w:type="dxa"/>
+            <w:tcW w:w="990" w:type="dxa"/>
             <w:tcBorders>
               <w:top w:val="single" w:color="000000" w:sz="4" w:space="0"/>
             </w:tcBorders>
@@ -6690,7 +6588,7 @@
         </w:tc>
         <w:tc>
           <w:tcPr>
-            <w:tcW w:w="2045" w:type="dxa"/>
+            <w:tcW w:w="1855" w:type="dxa"/>
             <w:shd w:val="clear" w:color="auto" w:fill="FFFFFF"/>
             <w:tcMar>
               <w:top w:w="100" w:type="dxa"/>
@@ -6731,7 +6629,7 @@
         </w:tc>
         <w:tc>
           <w:tcPr>
-            <w:tcW w:w="800" w:type="dxa"/>
+            <w:tcW w:w="990" w:type="dxa"/>
             <w:shd w:val="clear" w:color="auto" w:fill="FFFFFF"/>
             <w:tcMar>
               <w:top w:w="100" w:type="dxa"/>
@@ -6849,352 +6747,6 @@
                 <w:lang w:val="en-US" w:eastAsia="zh-CN" w:bidi="ar"/>
               </w:rPr>
               <w:t>850.8</w:t>
-            </w:r>
-          </w:p>
-        </w:tc>
-        <w:tc>
-          <w:tcPr>
-            <w:tcW w:w="1097" w:type="dxa"/>
-            <w:shd w:val="clear" w:color="auto" w:fill="FFFFFF"/>
-            <w:tcMar>
-              <w:top w:w="100" w:type="dxa"/>
-              <w:left w:w="160" w:type="dxa"/>
-              <w:bottom w:w="100" w:type="dxa"/>
-              <w:right w:w="160" w:type="dxa"/>
-            </w:tcMar>
-            <w:vAlign w:val="center"/>
-          </w:tcPr>
-          <w:p>
-            <w:pPr>
-              <w:jc w:val="center"/>
-              <w:rPr>
-                <w:rFonts w:hint="default" w:ascii="Calibri" w:hAnsi="Calibri" w:eastAsia="宋体" w:cs="Times New Roman"/>
-                <w:b w:val="0"/>
-                <w:bCs w:val="0"/>
-                <w:color w:val="000000"/>
-                <w:kern w:val="0"/>
-                <w:sz w:val="24"/>
-                <w:szCs w:val="24"/>
-                <w:lang w:val="en-US" w:eastAsia="zh-CN" w:bidi="ar"/>
-              </w:rPr>
-            </w:pPr>
-            <w:r>
-              <w:rPr>
-                <w:rFonts w:hint="eastAsia" w:ascii="Calibri" w:hAnsi="Calibri" w:eastAsia="宋体" w:cs="Times New Roman"/>
-                <w:b w:val="0"/>
-                <w:bCs w:val="0"/>
-                <w:color w:val="000000"/>
-                <w:kern w:val="0"/>
-                <w:sz w:val="24"/>
-                <w:szCs w:val="24"/>
-                <w:lang w:val="en-US" w:eastAsia="zh-CN" w:bidi="ar"/>
-              </w:rPr>
-              <w:t>0.00</w:t>
-            </w:r>
-          </w:p>
-        </w:tc>
-        <w:tc>
-          <w:tcPr>
-            <w:tcW w:w="615" w:type="dxa"/>
-            <w:shd w:val="clear" w:color="auto" w:fill="FFFFFF"/>
-            <w:tcMar>
-              <w:top w:w="100" w:type="dxa"/>
-              <w:left w:w="160" w:type="dxa"/>
-              <w:bottom w:w="100" w:type="dxa"/>
-              <w:right w:w="0" w:type="dxa"/>
-            </w:tcMar>
-            <w:vAlign w:val="center"/>
-          </w:tcPr>
-          <w:p>
-            <w:pPr>
-              <w:jc w:val="center"/>
-              <w:rPr>
-                <w:rFonts w:hint="default" w:ascii="Calibri" w:hAnsi="Calibri" w:eastAsia="宋体" w:cs="Times New Roman"/>
-                <w:b w:val="0"/>
-                <w:bCs w:val="0"/>
-                <w:color w:val="000000"/>
-                <w:kern w:val="0"/>
-                <w:sz w:val="24"/>
-                <w:szCs w:val="24"/>
-                <w:lang w:val="en-US" w:eastAsia="zh-CN" w:bidi="ar"/>
-              </w:rPr>
-            </w:pPr>
-            <w:r>
-              <w:rPr>
-                <w:rFonts w:hint="eastAsia" w:ascii="Calibri" w:hAnsi="Calibri" w:eastAsia="宋体" w:cs="Times New Roman"/>
-                <w:b w:val="0"/>
-                <w:bCs w:val="0"/>
-                <w:color w:val="000000"/>
-                <w:kern w:val="0"/>
-                <w:sz w:val="24"/>
-                <w:szCs w:val="24"/>
-                <w:lang w:val="en-US" w:eastAsia="zh-CN" w:bidi="ar"/>
-              </w:rPr>
-              <w:t>√</w:t>
-            </w:r>
-          </w:p>
-        </w:tc>
-      </w:tr>
-      <w:tr>
-        <w:tblPrEx>
-          <w:tblBorders>
-            <w:top w:val="none" w:color="auto" w:sz="0" w:space="0"/>
-            <w:left w:val="none" w:color="auto" w:sz="0" w:space="0"/>
-            <w:bottom w:val="none" w:color="auto" w:sz="0" w:space="0"/>
-            <w:right w:val="none" w:color="auto" w:sz="0" w:space="0"/>
-            <w:insideH w:val="none" w:color="auto" w:sz="0" w:space="0"/>
-            <w:insideV w:val="none" w:color="auto" w:sz="0" w:space="0"/>
-          </w:tblBorders>
-          <w:tblCellMar>
-            <w:top w:w="15" w:type="dxa"/>
-            <w:left w:w="15" w:type="dxa"/>
-            <w:bottom w:w="15" w:type="dxa"/>
-            <w:right w:w="15" w:type="dxa"/>
-          </w:tblCellMar>
-        </w:tblPrEx>
-        <w:tc>
-          <w:tcPr>
-            <w:tcW w:w="1259" w:type="dxa"/>
-            <w:shd w:val="clear" w:color="auto" w:fill="FFFFFF"/>
-            <w:tcMar>
-              <w:top w:w="100" w:type="dxa"/>
-              <w:left w:w="0" w:type="dxa"/>
-              <w:bottom w:w="100" w:type="dxa"/>
-              <w:right w:w="160" w:type="dxa"/>
-            </w:tcMar>
-            <w:vAlign w:val="center"/>
-          </w:tcPr>
-          <w:p>
-            <w:pPr>
-              <w:jc w:val="center"/>
-              <w:rPr>
-                <w:rFonts w:hint="default" w:ascii="Calibri" w:hAnsi="Calibri" w:eastAsia="宋体" w:cs="Times New Roman"/>
-                <w:b w:val="0"/>
-                <w:bCs w:val="0"/>
-                <w:color w:val="000000"/>
-                <w:kern w:val="0"/>
-                <w:sz w:val="24"/>
-                <w:szCs w:val="24"/>
-                <w:lang w:val="en-US" w:eastAsia="zh-CN" w:bidi="ar"/>
-              </w:rPr>
-            </w:pPr>
-            <w:r>
-              <w:rPr>
-                <w:rFonts w:hint="default" w:ascii="Calibri" w:hAnsi="Calibri" w:eastAsia="宋体" w:cs="Times New Roman"/>
-                <w:b w:val="0"/>
-                <w:bCs w:val="0"/>
-                <w:color w:val="000000"/>
-                <w:kern w:val="0"/>
-                <w:sz w:val="24"/>
-                <w:szCs w:val="24"/>
-                <w:lang w:val="en-US" w:eastAsia="zh-CN" w:bidi="ar"/>
-              </w:rPr>
-              <w:t>新建目标</w:t>
-            </w:r>
-          </w:p>
-        </w:tc>
-        <w:tc>
-          <w:tcPr>
-            <w:tcW w:w="618" w:type="dxa"/>
-            <w:shd w:val="clear" w:color="auto" w:fill="FFFFFF"/>
-            <w:tcMar>
-              <w:top w:w="100" w:type="dxa"/>
-              <w:left w:w="160" w:type="dxa"/>
-              <w:bottom w:w="100" w:type="dxa"/>
-              <w:right w:w="160" w:type="dxa"/>
-            </w:tcMar>
-            <w:vAlign w:val="center"/>
-          </w:tcPr>
-          <w:p>
-            <w:pPr>
-              <w:jc w:val="center"/>
-              <w:rPr>
-                <w:rFonts w:hint="default" w:ascii="Calibri" w:hAnsi="Calibri" w:eastAsia="宋体" w:cs="Times New Roman"/>
-                <w:b w:val="0"/>
-                <w:bCs w:val="0"/>
-                <w:color w:val="000000"/>
-                <w:kern w:val="0"/>
-                <w:sz w:val="24"/>
-                <w:szCs w:val="24"/>
-                <w:lang w:val="en-US" w:eastAsia="zh-CN" w:bidi="ar"/>
-              </w:rPr>
-            </w:pPr>
-            <w:r>
-              <w:rPr>
-                <w:rFonts w:hint="eastAsia" w:ascii="Calibri" w:hAnsi="Calibri" w:eastAsia="宋体" w:cs="Times New Roman"/>
-                <w:b w:val="0"/>
-                <w:bCs w:val="0"/>
-                <w:color w:val="000000"/>
-                <w:kern w:val="0"/>
-                <w:sz w:val="24"/>
-                <w:szCs w:val="24"/>
-                <w:lang w:val="en-US" w:eastAsia="zh-CN" w:bidi="ar"/>
-              </w:rPr>
-              <w:t>50</w:t>
-            </w:r>
-          </w:p>
-        </w:tc>
-        <w:tc>
-          <w:tcPr>
-            <w:tcW w:w="2045" w:type="dxa"/>
-            <w:shd w:val="clear" w:color="auto" w:fill="FFFFFF"/>
-            <w:tcMar>
-              <w:top w:w="100" w:type="dxa"/>
-              <w:left w:w="160" w:type="dxa"/>
-              <w:bottom w:w="100" w:type="dxa"/>
-              <w:right w:w="160" w:type="dxa"/>
-            </w:tcMar>
-            <w:vAlign w:val="center"/>
-          </w:tcPr>
-          <w:p>
-            <w:pPr>
-              <w:jc w:val="center"/>
-              <w:rPr>
-                <w:rFonts w:hint="default" w:ascii="Calibri" w:hAnsi="Calibri" w:eastAsia="宋体" w:cs="Times New Roman"/>
-                <w:b w:val="0"/>
-                <w:bCs w:val="0"/>
-                <w:color w:val="000000"/>
-                <w:kern w:val="0"/>
-                <w:sz w:val="24"/>
-                <w:szCs w:val="24"/>
-                <w:lang w:val="en-US" w:eastAsia="zh-CN" w:bidi="ar"/>
-              </w:rPr>
-            </w:pPr>
-            <w:r>
-              <w:rPr>
-                <w:rFonts w:hint="eastAsia" w:ascii="Calibri" w:hAnsi="Calibri" w:eastAsia="宋体" w:cs="Times New Roman"/>
-                <w:b w:val="0"/>
-                <w:bCs w:val="0"/>
-                <w:color w:val="000000"/>
-                <w:kern w:val="0"/>
-                <w:sz w:val="24"/>
-                <w:szCs w:val="24"/>
-                <w:lang w:val="en-US" w:eastAsia="zh-CN" w:bidi="ar"/>
-              </w:rPr>
-              <w:t>57</w:t>
-            </w:r>
-          </w:p>
-        </w:tc>
-        <w:tc>
-          <w:tcPr>
-            <w:tcW w:w="800" w:type="dxa"/>
-            <w:shd w:val="clear" w:color="auto" w:fill="FFFFFF"/>
-            <w:tcMar>
-              <w:top w:w="100" w:type="dxa"/>
-              <w:left w:w="160" w:type="dxa"/>
-              <w:bottom w:w="100" w:type="dxa"/>
-              <w:right w:w="160" w:type="dxa"/>
-            </w:tcMar>
-            <w:vAlign w:val="center"/>
-          </w:tcPr>
-          <w:p>
-            <w:pPr>
-              <w:jc w:val="center"/>
-              <w:rPr>
-                <w:rFonts w:hint="default" w:ascii="Calibri" w:hAnsi="Calibri" w:eastAsia="宋体" w:cs="Times New Roman"/>
-                <w:b w:val="0"/>
-                <w:bCs w:val="0"/>
-                <w:color w:val="000000"/>
-                <w:kern w:val="0"/>
-                <w:sz w:val="24"/>
-                <w:szCs w:val="24"/>
-                <w:lang w:val="en-US" w:eastAsia="zh-CN" w:bidi="ar"/>
-              </w:rPr>
-            </w:pPr>
-            <w:r>
-              <w:rPr>
-                <w:rFonts w:hint="eastAsia" w:ascii="Calibri" w:hAnsi="Calibri" w:eastAsia="宋体" w:cs="Times New Roman"/>
-                <w:b w:val="0"/>
-                <w:bCs w:val="0"/>
-                <w:color w:val="000000"/>
-                <w:kern w:val="0"/>
-                <w:sz w:val="24"/>
-                <w:szCs w:val="24"/>
-                <w:lang w:val="en-US" w:eastAsia="zh-CN" w:bidi="ar"/>
-              </w:rPr>
-              <w:t>96</w:t>
-            </w:r>
-          </w:p>
-        </w:tc>
-        <w:tc>
-          <w:tcPr>
-            <w:tcW w:w="764" w:type="dxa"/>
-            <w:shd w:val="clear" w:color="auto" w:fill="FFFFFF"/>
-            <w:tcMar>
-              <w:top w:w="100" w:type="dxa"/>
-              <w:left w:w="160" w:type="dxa"/>
-              <w:bottom w:w="100" w:type="dxa"/>
-              <w:right w:w="160" w:type="dxa"/>
-            </w:tcMar>
-            <w:vAlign w:val="center"/>
-          </w:tcPr>
-          <w:p>
-            <w:pPr>
-              <w:jc w:val="center"/>
-              <w:rPr>
-                <w:rFonts w:hint="default" w:ascii="Calibri" w:hAnsi="Calibri" w:eastAsia="宋体" w:cs="Times New Roman"/>
-                <w:b w:val="0"/>
-                <w:bCs w:val="0"/>
-                <w:color w:val="000000"/>
-                <w:kern w:val="0"/>
-                <w:sz w:val="24"/>
-                <w:szCs w:val="24"/>
-                <w:lang w:val="en-US" w:eastAsia="zh-CN" w:bidi="ar"/>
-              </w:rPr>
-            </w:pPr>
-            <w:r>
-              <w:rPr>
-                <w:rFonts w:hint="eastAsia" w:ascii="Calibri" w:hAnsi="Calibri" w:eastAsia="宋体" w:cs="Times New Roman"/>
-                <w:b w:val="0"/>
-                <w:bCs w:val="0"/>
-                <w:color w:val="000000"/>
-                <w:kern w:val="0"/>
-                <w:sz w:val="24"/>
-                <w:szCs w:val="24"/>
-                <w:lang w:val="en-US" w:eastAsia="zh-CN" w:bidi="ar"/>
-              </w:rPr>
-              <w:t>128</w:t>
-            </w:r>
-          </w:p>
-        </w:tc>
-        <w:tc>
-          <w:tcPr>
-            <w:tcW w:w="1241" w:type="dxa"/>
-            <w:shd w:val="clear" w:color="auto" w:fill="FFFFFF"/>
-            <w:tcMar>
-              <w:top w:w="100" w:type="dxa"/>
-              <w:left w:w="160" w:type="dxa"/>
-              <w:bottom w:w="100" w:type="dxa"/>
-              <w:right w:w="160" w:type="dxa"/>
-            </w:tcMar>
-            <w:vAlign w:val="center"/>
-          </w:tcPr>
-          <w:p>
-            <w:pPr>
-              <w:jc w:val="center"/>
-              <w:rPr>
-                <w:rFonts w:hint="default" w:ascii="Calibri" w:hAnsi="Calibri" w:eastAsia="宋体" w:cs="Times New Roman"/>
-                <w:b w:val="0"/>
-                <w:bCs w:val="0"/>
-                <w:color w:val="000000"/>
-                <w:kern w:val="0"/>
-                <w:sz w:val="24"/>
-                <w:szCs w:val="24"/>
-                <w:lang w:val="en-US" w:eastAsia="zh-CN" w:bidi="ar"/>
-              </w:rPr>
-            </w:pPr>
-            <w:r>
-              <w:rPr>
-                <w:rFonts w:hint="eastAsia" w:ascii="Calibri" w:hAnsi="Calibri" w:eastAsia="宋体" w:cs="Times New Roman"/>
-                <w:b w:val="0"/>
-                <w:bCs w:val="0"/>
-                <w:color w:val="000000"/>
-                <w:kern w:val="0"/>
-                <w:sz w:val="24"/>
-                <w:szCs w:val="24"/>
-                <w:lang w:val="en-US" w:eastAsia="zh-CN" w:bidi="ar"/>
-              </w:rPr>
-              <w:t>833.2</w:t>
             </w:r>
           </w:p>
         </w:tc>
@@ -7327,6 +6879,352 @@
             </w:pPr>
             <w:r>
               <w:rPr>
+                <w:rFonts w:hint="default" w:ascii="Calibri" w:hAnsi="Calibri" w:eastAsia="宋体" w:cs="Times New Roman"/>
+                <w:b w:val="0"/>
+                <w:bCs w:val="0"/>
+                <w:color w:val="000000"/>
+                <w:kern w:val="0"/>
+                <w:sz w:val="24"/>
+                <w:szCs w:val="24"/>
+                <w:lang w:val="en-US" w:eastAsia="zh-CN" w:bidi="ar"/>
+              </w:rPr>
+              <w:t>新建目标</w:t>
+            </w:r>
+          </w:p>
+        </w:tc>
+        <w:tc>
+          <w:tcPr>
+            <w:tcW w:w="618" w:type="dxa"/>
+            <w:shd w:val="clear" w:color="auto" w:fill="FFFFFF"/>
+            <w:tcMar>
+              <w:top w:w="100" w:type="dxa"/>
+              <w:left w:w="160" w:type="dxa"/>
+              <w:bottom w:w="100" w:type="dxa"/>
+              <w:right w:w="160" w:type="dxa"/>
+            </w:tcMar>
+            <w:vAlign w:val="center"/>
+          </w:tcPr>
+          <w:p>
+            <w:pPr>
+              <w:jc w:val="center"/>
+              <w:rPr>
+                <w:rFonts w:hint="default" w:ascii="Calibri" w:hAnsi="Calibri" w:eastAsia="宋体" w:cs="Times New Roman"/>
+                <w:b w:val="0"/>
+                <w:bCs w:val="0"/>
+                <w:color w:val="000000"/>
+                <w:kern w:val="0"/>
+                <w:sz w:val="24"/>
+                <w:szCs w:val="24"/>
+                <w:lang w:val="en-US" w:eastAsia="zh-CN" w:bidi="ar"/>
+              </w:rPr>
+            </w:pPr>
+            <w:r>
+              <w:rPr>
+                <w:rFonts w:hint="eastAsia" w:ascii="Calibri" w:hAnsi="Calibri" w:eastAsia="宋体" w:cs="Times New Roman"/>
+                <w:b w:val="0"/>
+                <w:bCs w:val="0"/>
+                <w:color w:val="000000"/>
+                <w:kern w:val="0"/>
+                <w:sz w:val="24"/>
+                <w:szCs w:val="24"/>
+                <w:lang w:val="en-US" w:eastAsia="zh-CN" w:bidi="ar"/>
+              </w:rPr>
+              <w:t>50</w:t>
+            </w:r>
+          </w:p>
+        </w:tc>
+        <w:tc>
+          <w:tcPr>
+            <w:tcW w:w="1855" w:type="dxa"/>
+            <w:shd w:val="clear" w:color="auto" w:fill="FFFFFF"/>
+            <w:tcMar>
+              <w:top w:w="100" w:type="dxa"/>
+              <w:left w:w="160" w:type="dxa"/>
+              <w:bottom w:w="100" w:type="dxa"/>
+              <w:right w:w="160" w:type="dxa"/>
+            </w:tcMar>
+            <w:vAlign w:val="center"/>
+          </w:tcPr>
+          <w:p>
+            <w:pPr>
+              <w:jc w:val="center"/>
+              <w:rPr>
+                <w:rFonts w:hint="default" w:ascii="Calibri" w:hAnsi="Calibri" w:eastAsia="宋体" w:cs="Times New Roman"/>
+                <w:b w:val="0"/>
+                <w:bCs w:val="0"/>
+                <w:color w:val="000000"/>
+                <w:kern w:val="0"/>
+                <w:sz w:val="24"/>
+                <w:szCs w:val="24"/>
+                <w:lang w:val="en-US" w:eastAsia="zh-CN" w:bidi="ar"/>
+              </w:rPr>
+            </w:pPr>
+            <w:r>
+              <w:rPr>
+                <w:rFonts w:hint="eastAsia" w:ascii="Calibri" w:hAnsi="Calibri" w:eastAsia="宋体" w:cs="Times New Roman"/>
+                <w:b w:val="0"/>
+                <w:bCs w:val="0"/>
+                <w:color w:val="000000"/>
+                <w:kern w:val="0"/>
+                <w:sz w:val="24"/>
+                <w:szCs w:val="24"/>
+                <w:lang w:val="en-US" w:eastAsia="zh-CN" w:bidi="ar"/>
+              </w:rPr>
+              <w:t>57</w:t>
+            </w:r>
+          </w:p>
+        </w:tc>
+        <w:tc>
+          <w:tcPr>
+            <w:tcW w:w="990" w:type="dxa"/>
+            <w:shd w:val="clear" w:color="auto" w:fill="FFFFFF"/>
+            <w:tcMar>
+              <w:top w:w="100" w:type="dxa"/>
+              <w:left w:w="160" w:type="dxa"/>
+              <w:bottom w:w="100" w:type="dxa"/>
+              <w:right w:w="160" w:type="dxa"/>
+            </w:tcMar>
+            <w:vAlign w:val="center"/>
+          </w:tcPr>
+          <w:p>
+            <w:pPr>
+              <w:jc w:val="center"/>
+              <w:rPr>
+                <w:rFonts w:hint="default" w:ascii="Calibri" w:hAnsi="Calibri" w:eastAsia="宋体" w:cs="Times New Roman"/>
+                <w:b w:val="0"/>
+                <w:bCs w:val="0"/>
+                <w:color w:val="000000"/>
+                <w:kern w:val="0"/>
+                <w:sz w:val="24"/>
+                <w:szCs w:val="24"/>
+                <w:lang w:val="en-US" w:eastAsia="zh-CN" w:bidi="ar"/>
+              </w:rPr>
+            </w:pPr>
+            <w:r>
+              <w:rPr>
+                <w:rFonts w:hint="eastAsia" w:ascii="Calibri" w:hAnsi="Calibri" w:eastAsia="宋体" w:cs="Times New Roman"/>
+                <w:b w:val="0"/>
+                <w:bCs w:val="0"/>
+                <w:color w:val="000000"/>
+                <w:kern w:val="0"/>
+                <w:sz w:val="24"/>
+                <w:szCs w:val="24"/>
+                <w:lang w:val="en-US" w:eastAsia="zh-CN" w:bidi="ar"/>
+              </w:rPr>
+              <w:t>96</w:t>
+            </w:r>
+          </w:p>
+        </w:tc>
+        <w:tc>
+          <w:tcPr>
+            <w:tcW w:w="764" w:type="dxa"/>
+            <w:shd w:val="clear" w:color="auto" w:fill="FFFFFF"/>
+            <w:tcMar>
+              <w:top w:w="100" w:type="dxa"/>
+              <w:left w:w="160" w:type="dxa"/>
+              <w:bottom w:w="100" w:type="dxa"/>
+              <w:right w:w="160" w:type="dxa"/>
+            </w:tcMar>
+            <w:vAlign w:val="center"/>
+          </w:tcPr>
+          <w:p>
+            <w:pPr>
+              <w:jc w:val="center"/>
+              <w:rPr>
+                <w:rFonts w:hint="default" w:ascii="Calibri" w:hAnsi="Calibri" w:eastAsia="宋体" w:cs="Times New Roman"/>
+                <w:b w:val="0"/>
+                <w:bCs w:val="0"/>
+                <w:color w:val="000000"/>
+                <w:kern w:val="0"/>
+                <w:sz w:val="24"/>
+                <w:szCs w:val="24"/>
+                <w:lang w:val="en-US" w:eastAsia="zh-CN" w:bidi="ar"/>
+              </w:rPr>
+            </w:pPr>
+            <w:r>
+              <w:rPr>
+                <w:rFonts w:hint="eastAsia" w:ascii="Calibri" w:hAnsi="Calibri" w:eastAsia="宋体" w:cs="Times New Roman"/>
+                <w:b w:val="0"/>
+                <w:bCs w:val="0"/>
+                <w:color w:val="000000"/>
+                <w:kern w:val="0"/>
+                <w:sz w:val="24"/>
+                <w:szCs w:val="24"/>
+                <w:lang w:val="en-US" w:eastAsia="zh-CN" w:bidi="ar"/>
+              </w:rPr>
+              <w:t>128</w:t>
+            </w:r>
+          </w:p>
+        </w:tc>
+        <w:tc>
+          <w:tcPr>
+            <w:tcW w:w="1241" w:type="dxa"/>
+            <w:shd w:val="clear" w:color="auto" w:fill="FFFFFF"/>
+            <w:tcMar>
+              <w:top w:w="100" w:type="dxa"/>
+              <w:left w:w="160" w:type="dxa"/>
+              <w:bottom w:w="100" w:type="dxa"/>
+              <w:right w:w="160" w:type="dxa"/>
+            </w:tcMar>
+            <w:vAlign w:val="center"/>
+          </w:tcPr>
+          <w:p>
+            <w:pPr>
+              <w:jc w:val="center"/>
+              <w:rPr>
+                <w:rFonts w:hint="default" w:ascii="Calibri" w:hAnsi="Calibri" w:eastAsia="宋体" w:cs="Times New Roman"/>
+                <w:b w:val="0"/>
+                <w:bCs w:val="0"/>
+                <w:color w:val="000000"/>
+                <w:kern w:val="0"/>
+                <w:sz w:val="24"/>
+                <w:szCs w:val="24"/>
+                <w:lang w:val="en-US" w:eastAsia="zh-CN" w:bidi="ar"/>
+              </w:rPr>
+            </w:pPr>
+            <w:r>
+              <w:rPr>
+                <w:rFonts w:hint="eastAsia" w:ascii="Calibri" w:hAnsi="Calibri" w:eastAsia="宋体" w:cs="Times New Roman"/>
+                <w:b w:val="0"/>
+                <w:bCs w:val="0"/>
+                <w:color w:val="000000"/>
+                <w:kern w:val="0"/>
+                <w:sz w:val="24"/>
+                <w:szCs w:val="24"/>
+                <w:lang w:val="en-US" w:eastAsia="zh-CN" w:bidi="ar"/>
+              </w:rPr>
+              <w:t>833.2</w:t>
+            </w:r>
+          </w:p>
+        </w:tc>
+        <w:tc>
+          <w:tcPr>
+            <w:tcW w:w="1097" w:type="dxa"/>
+            <w:shd w:val="clear" w:color="auto" w:fill="FFFFFF"/>
+            <w:tcMar>
+              <w:top w:w="100" w:type="dxa"/>
+              <w:left w:w="160" w:type="dxa"/>
+              <w:bottom w:w="100" w:type="dxa"/>
+              <w:right w:w="160" w:type="dxa"/>
+            </w:tcMar>
+            <w:vAlign w:val="center"/>
+          </w:tcPr>
+          <w:p>
+            <w:pPr>
+              <w:jc w:val="center"/>
+              <w:rPr>
+                <w:rFonts w:hint="default" w:ascii="Calibri" w:hAnsi="Calibri" w:eastAsia="宋体" w:cs="Times New Roman"/>
+                <w:b w:val="0"/>
+                <w:bCs w:val="0"/>
+                <w:color w:val="000000"/>
+                <w:kern w:val="0"/>
+                <w:sz w:val="24"/>
+                <w:szCs w:val="24"/>
+                <w:lang w:val="en-US" w:eastAsia="zh-CN" w:bidi="ar"/>
+              </w:rPr>
+            </w:pPr>
+            <w:r>
+              <w:rPr>
+                <w:rFonts w:hint="eastAsia" w:ascii="Calibri" w:hAnsi="Calibri" w:eastAsia="宋体" w:cs="Times New Roman"/>
+                <w:b w:val="0"/>
+                <w:bCs w:val="0"/>
+                <w:color w:val="000000"/>
+                <w:kern w:val="0"/>
+                <w:sz w:val="24"/>
+                <w:szCs w:val="24"/>
+                <w:lang w:val="en-US" w:eastAsia="zh-CN" w:bidi="ar"/>
+              </w:rPr>
+              <w:t>0.00</w:t>
+            </w:r>
+          </w:p>
+        </w:tc>
+        <w:tc>
+          <w:tcPr>
+            <w:tcW w:w="615" w:type="dxa"/>
+            <w:shd w:val="clear" w:color="auto" w:fill="FFFFFF"/>
+            <w:tcMar>
+              <w:top w:w="100" w:type="dxa"/>
+              <w:left w:w="160" w:type="dxa"/>
+              <w:bottom w:w="100" w:type="dxa"/>
+              <w:right w:w="0" w:type="dxa"/>
+            </w:tcMar>
+            <w:vAlign w:val="center"/>
+          </w:tcPr>
+          <w:p>
+            <w:pPr>
+              <w:jc w:val="center"/>
+              <w:rPr>
+                <w:rFonts w:hint="default" w:ascii="Calibri" w:hAnsi="Calibri" w:eastAsia="宋体" w:cs="Times New Roman"/>
+                <w:b w:val="0"/>
+                <w:bCs w:val="0"/>
+                <w:color w:val="000000"/>
+                <w:kern w:val="0"/>
+                <w:sz w:val="24"/>
+                <w:szCs w:val="24"/>
+                <w:lang w:val="en-US" w:eastAsia="zh-CN" w:bidi="ar"/>
+              </w:rPr>
+            </w:pPr>
+            <w:r>
+              <w:rPr>
+                <w:rFonts w:hint="eastAsia" w:ascii="Calibri" w:hAnsi="Calibri" w:eastAsia="宋体" w:cs="Times New Roman"/>
+                <w:b w:val="0"/>
+                <w:bCs w:val="0"/>
+                <w:color w:val="000000"/>
+                <w:kern w:val="0"/>
+                <w:sz w:val="24"/>
+                <w:szCs w:val="24"/>
+                <w:lang w:val="en-US" w:eastAsia="zh-CN" w:bidi="ar"/>
+              </w:rPr>
+              <w:t>√</w:t>
+            </w:r>
+          </w:p>
+        </w:tc>
+      </w:tr>
+      <w:tr>
+        <w:tblPrEx>
+          <w:tblBorders>
+            <w:top w:val="none" w:color="auto" w:sz="0" w:space="0"/>
+            <w:left w:val="none" w:color="auto" w:sz="0" w:space="0"/>
+            <w:bottom w:val="none" w:color="auto" w:sz="0" w:space="0"/>
+            <w:right w:val="none" w:color="auto" w:sz="0" w:space="0"/>
+            <w:insideH w:val="none" w:color="auto" w:sz="0" w:space="0"/>
+            <w:insideV w:val="none" w:color="auto" w:sz="0" w:space="0"/>
+          </w:tblBorders>
+          <w:tblCellMar>
+            <w:top w:w="15" w:type="dxa"/>
+            <w:left w:w="15" w:type="dxa"/>
+            <w:bottom w:w="15" w:type="dxa"/>
+            <w:right w:w="15" w:type="dxa"/>
+          </w:tblCellMar>
+        </w:tblPrEx>
+        <w:tc>
+          <w:tcPr>
+            <w:tcW w:w="1259" w:type="dxa"/>
+            <w:shd w:val="clear" w:color="auto" w:fill="FFFFFF"/>
+            <w:tcMar>
+              <w:top w:w="100" w:type="dxa"/>
+              <w:left w:w="0" w:type="dxa"/>
+              <w:bottom w:w="100" w:type="dxa"/>
+              <w:right w:w="160" w:type="dxa"/>
+            </w:tcMar>
+            <w:vAlign w:val="center"/>
+          </w:tcPr>
+          <w:p>
+            <w:pPr>
+              <w:jc w:val="center"/>
+              <w:rPr>
+                <w:rFonts w:hint="default" w:ascii="Calibri" w:hAnsi="Calibri" w:eastAsia="宋体" w:cs="Times New Roman"/>
+                <w:b w:val="0"/>
+                <w:bCs w:val="0"/>
+                <w:color w:val="000000"/>
+                <w:kern w:val="0"/>
+                <w:sz w:val="24"/>
+                <w:szCs w:val="24"/>
+                <w:lang w:val="en-US" w:eastAsia="zh-CN" w:bidi="ar"/>
+              </w:rPr>
+            </w:pPr>
+            <w:r>
+              <w:rPr>
                 <w:rFonts w:hint="eastAsia" w:ascii="Calibri" w:hAnsi="Calibri" w:eastAsia="宋体" w:cs="Times New Roman"/>
                 <w:b w:val="0"/>
                 <w:bCs w:val="0"/>
@@ -7383,7 +7281,7 @@
         </w:tc>
         <w:tc>
           <w:tcPr>
-            <w:tcW w:w="2045" w:type="dxa"/>
+            <w:tcW w:w="1855" w:type="dxa"/>
             <w:shd w:val="clear" w:color="auto" w:fill="FFFFFF"/>
             <w:tcMar>
               <w:top w:w="100" w:type="dxa"/>
@@ -7424,7 +7322,7 @@
         </w:tc>
         <w:tc>
           <w:tcPr>
-            <w:tcW w:w="800" w:type="dxa"/>
+            <w:tcW w:w="990" w:type="dxa"/>
             <w:shd w:val="clear" w:color="auto" w:fill="FFFFFF"/>
             <w:tcMar>
               <w:top w:w="100" w:type="dxa"/>
@@ -7730,7 +7628,7 @@
         </w:tc>
         <w:tc>
           <w:tcPr>
-            <w:tcW w:w="2045" w:type="dxa"/>
+            <w:tcW w:w="1855" w:type="dxa"/>
             <w:shd w:val="clear" w:color="auto" w:fill="FFFFFF"/>
             <w:tcMar>
               <w:top w:w="100" w:type="dxa"/>
@@ -7771,7 +7669,7 @@
         </w:tc>
         <w:tc>
           <w:tcPr>
-            <w:tcW w:w="800" w:type="dxa"/>
+            <w:tcW w:w="990" w:type="dxa"/>
             <w:shd w:val="clear" w:color="auto" w:fill="FFFFFF"/>
             <w:tcMar>
               <w:top w:w="100" w:type="dxa"/>
@@ -8054,6 +7952,7 @@
     </w:p>
     <w:tbl>
       <w:tblPr>
+        <w:tblStyle w:val="4"/>
         <w:tblW w:w="8343" w:type="dxa"/>
         <w:tblInd w:w="0" w:type="dxa"/>
         <w:tblBorders>
@@ -8729,7 +8628,6 @@
             <w:insideH w:val="none" w:color="auto" w:sz="0" w:space="0"/>
             <w:insideV w:val="none" w:color="auto" w:sz="0" w:space="0"/>
           </w:tblBorders>
-          <w:shd w:val="clear" w:color="auto" w:fill="FFFFFF"/>
           <w:tblCellMar>
             <w:top w:w="0" w:type="dxa"/>
             <w:left w:w="0" w:type="dxa"/>
@@ -9271,8 +9169,7 @@
           </w:tcPr>
           <w:p>
             <w:pPr>
-              <w:ind w:firstLine="482" w:firstLineChars="200"/>
-              <w:jc w:val="center"/>
+              <w:jc w:val="both"/>
               <w:rPr>
                 <w:rFonts w:hint="default" w:ascii="Calibri" w:hAnsi="Calibri" w:eastAsia="宋体" w:cs="Times New Roman"/>
                 <w:b/>
@@ -9300,8 +9197,7 @@
           </w:p>
           <w:p>
             <w:pPr>
-              <w:ind w:firstLine="482" w:firstLineChars="200"/>
-              <w:jc w:val="center"/>
+              <w:jc w:val="both"/>
               <w:rPr>
                 <w:rFonts w:hint="default" w:ascii="Calibri" w:hAnsi="Calibri" w:eastAsia="宋体" w:cs="Times New Roman"/>
                 <w:b/>
@@ -9342,8 +9238,7 @@
           </w:tcPr>
           <w:p>
             <w:pPr>
-              <w:ind w:firstLine="482" w:firstLineChars="200"/>
-              <w:jc w:val="center"/>
+              <w:jc w:val="both"/>
               <w:rPr>
                 <w:rFonts w:hint="default" w:ascii="Calibri" w:hAnsi="Calibri" w:eastAsia="宋体" w:cs="Times New Roman"/>
                 <w:b/>
@@ -9371,8 +9266,7 @@
           </w:p>
           <w:p>
             <w:pPr>
-              <w:ind w:firstLine="482" w:firstLineChars="200"/>
-              <w:jc w:val="center"/>
+              <w:jc w:val="both"/>
               <w:rPr>
                 <w:rFonts w:hint="default" w:ascii="Calibri" w:hAnsi="Calibri" w:eastAsia="宋体" w:cs="Times New Roman"/>
                 <w:b/>
@@ -9894,7 +9788,6 @@
             <w:insideH w:val="none" w:color="auto" w:sz="0" w:space="0"/>
             <w:insideV w:val="none" w:color="auto" w:sz="0" w:space="0"/>
           </w:tblBorders>
-          <w:shd w:val="clear" w:color="auto" w:fill="FFFFFF"/>
           <w:tblCellMar>
             <w:top w:w="15" w:type="dxa"/>
             <w:left w:w="15" w:type="dxa"/>
@@ -9906,7 +9799,6 @@
           <w:tcPr>
             <w:tcW w:w="1259" w:type="dxa"/>
             <w:vMerge w:val="continue"/>
-            <w:tcBorders/>
             <w:shd w:val="clear" w:color="auto" w:fill="FFFFFF"/>
             <w:tcMar>
               <w:top w:w="100" w:type="dxa"/>
@@ -10255,7 +10147,6 @@
           <w:tcPr>
             <w:tcW w:w="1259" w:type="dxa"/>
             <w:vMerge w:val="continue"/>
-            <w:tcBorders/>
             <w:shd w:val="clear" w:color="auto" w:fill="FFFFFF"/>
             <w:tcMar>
               <w:top w:w="100" w:type="dxa"/>
@@ -10631,7 +10522,7 @@
           <w:szCs w:val="24"/>
           <w:lang w:val="en-US" w:eastAsia="zh-CN" w:bidi="ar"/>
         </w:rPr>
-        <w:t>本次稳定性测试采用50并发用户，Ramp-Up时间为30秒，持续运行10分钟。测试场景覆盖创建用户、创建任务、新建目标、保存邮箱等核心接口，使用JMeter非GUI模式执行，并生成HTMLDashboard报告。测试结果显示，总样本数为370913，平均响应时间为78.66ms，P90响应时间为117ms，P95响应时间为131ms，总吞吐量为618.25req/s，整体错误率为0.154%</w:t>
+        <w:t>本次稳定性测试采用50并发用户，Ramp-Up时间为30秒，持续运行10分钟。测试场景覆盖创建用户、创建任务、新建目标、保存邮箱等核心接口，使用JMeter非GUI模式执行，并生成HTML报告。测试结果显示，总样本数为370913，平均响应时间为78.66ms，P90响应时间为117ms，P95响应时间为131ms，总吞吐量为618.25req/s，整体错误率为0.154%</w:t>
       </w:r>
     </w:p>
     <w:p>
@@ -11042,8 +10933,6 @@
                 <w:lang w:val="en-US" w:eastAsia="zh-CN" w:bidi="ar"/>
               </w:rPr>
             </w:pPr>
-            <w:bookmarkStart w:id="0" w:name="_GoBack"/>
-            <w:bookmarkEnd w:id="0"/>
             <w:r>
               <w:rPr>
                 <w:rFonts w:hint="default" w:ascii="Calibri" w:hAnsi="Calibri" w:eastAsia="宋体" w:cs="Times New Roman"/>
@@ -11173,6 +11062,7 @@
             <w:insideH w:val="none" w:color="auto" w:sz="0" w:space="0"/>
             <w:insideV w:val="none" w:color="auto" w:sz="0" w:space="0"/>
           </w:tblBorders>
+          <w:shd w:val="clear" w:color="auto" w:fill="FFFFFF"/>
           <w:tblCellMar>
             <w:top w:w="15" w:type="dxa"/>
             <w:left w:w="15" w:type="dxa"/>
@@ -13118,7 +13008,7 @@
     <w:lsdException w:unhideWhenUsed="0" w:uiPriority="0" w:semiHidden="0" w:name="Document Map"/>
     <w:lsdException w:unhideWhenUsed="0" w:uiPriority="0" w:semiHidden="0" w:name="Plain Text"/>
     <w:lsdException w:unhideWhenUsed="0" w:uiPriority="0" w:semiHidden="0" w:name="E-mail Signature"/>
-    <w:lsdException w:unhideWhenUsed="0" w:uiPriority="0" w:semiHidden="0" w:name="Normal (Web)"/>
+    <w:lsdException w:qFormat="1" w:unhideWhenUsed="0" w:uiPriority="0" w:semiHidden="0" w:name="Normal (Web)"/>
     <w:lsdException w:unhideWhenUsed="0" w:uiPriority="0" w:semiHidden="0" w:name="HTML Acronym"/>
     <w:lsdException w:unhideWhenUsed="0" w:uiPriority="0" w:semiHidden="0" w:name="HTML Address"/>
     <w:lsdException w:unhideWhenUsed="0" w:uiPriority="0" w:semiHidden="0" w:name="HTML Cite"/>
@@ -13323,6 +13213,7 @@
   <w:style w:type="paragraph" w:styleId="3">
     <w:name w:val="Normal (Web)"/>
     <w:basedOn w:val="1"/>
+    <w:qFormat/>
     <w:uiPriority w:val="0"/>
     <w:rPr>
       <w:sz w:val="24"/>
